--- a/30-Ket-Qua/2026-10-24/Soan-Thao-lan-3/Ban-sach/TTr_De-nghi-phe-duyet-De-an-Dang-kiem_lan-6_20261024_v5_ban-sach.docx
+++ b/30-Ket-Qua/2026-10-24/Soan-Thao-lan-3/Ban-sach/TTr_De-nghi-phe-duyet-De-an-Dang-kiem_lan-6_20261024_v5_ban-sach.docx
@@ -120,7 +120,7 @@
                     </wp:anchor>
                   </w:drawing>
                 </mc:Choice>
-                <mc:Fallback xmlns:w16cei="http://schemas.microsoft.com/office/word/2026/wordml/cei" xmlns:w16sdtfl="http://schemas.microsoft.com/office/word/2024/wordml/sdtformatlock">
+                <mc:Fallback xmlns:w16sdtfl="http://schemas.microsoft.com/office/word/2024/wordml/sdtformatlock" xmlns:w16cei="http://schemas.microsoft.com/office/word/2026/wordml/cei">
                   <w:pict>
                     <v:line w14:anchorId="0DE96E56" id="Line 8" o:spid="_x0000_s1026" style="position:absolute;z-index:251661312;visibility:visible;mso-wrap-style:square;mso-width-percent:0;mso-height-percent:0;mso-wrap-distance-left:9pt;mso-wrap-distance-top:0;mso-wrap-distance-right:9pt;mso-wrap-distance-bottom:0;mso-position-horizontal:absolute;mso-position-horizontal-relative:text;mso-position-vertical:absolute;mso-position-vertical-relative:text;mso-width-percent:0;mso-height-percent:0;mso-width-relative:page;mso-height-relative:page" from="63.3pt,17.25pt" to="139.5pt,17.25pt" o:gfxdata="UEsDBBQABgAIAAAAIQC2gziS/gAAAOEBAAATAAAAW0NvbnRlbnRfVHlwZXNdLnhtbJSRQU7DMBBF 90jcwfIWJU67QAgl6YK0S0CoHGBkTxKLZGx5TGhvj5O2G0SRWNoz/78nu9wcxkFMGNg6quQqL6RA 0s5Y6ir5vt9lD1JwBDIwOMJKHpHlpr69KfdHjyxSmriSfYz+USnWPY7AufNIadK6MEJMx9ApD/oD OlTrorhX2lFEilmcO2RdNtjC5xDF9pCuTyYBB5bi6bQ4syoJ3g9WQ0ymaiLzg5KdCXlKLjvcW893 SUOqXwnz5DrgnHtJTxOsQfEKIT7DmDSUCaxw7Rqn8787ZsmRM9e2VmPeBN4uqYvTtW7jvijg9N/y JsXecLq0q+WD6m8AAAD//wMAUEsDBBQABgAIAAAAIQA4/SH/1gAAAJQBAAALAAAAX3JlbHMvLnJl bHOkkMFqwzAMhu+DvYPRfXGawxijTi+j0GvpHsDYimMaW0Yy2fr2M4PBMnrbUb/Q94l/f/hMi1qR JVI2sOt6UJgd+ZiDgffL8ekFlFSbvV0oo4EbChzGx4f9GRdb25HMsYhqlCwG5lrLq9biZkxWOiqY 22YiTra2kYMu1l1tQD30/bPm3wwYN0x18gb45AdQl1tp5j/sFB2T0FQ7R0nTNEV3j6o9feQzro1i OWA14Fm+Q8a1a8+Bvu/d/dMb2JY5uiPbhG/ktn4cqGU/er3pcvwCAAD//wMAUEsDBBQABgAIAAAA IQDjSeU0rQEAAEcDAAAOAAAAZHJzL2Uyb0RvYy54bWysUsGO0zAQvSPxD5bvNG1RC0RN99BluSxQ aZcPmNpOYuF4rBm3Sf8e29uWFdwQPlgez8zze8+zuZsGJ06G2KJv5GI2l8J4hdr6rpE/nh/efZSC I3gNDr1p5NmwvNu+fbMZQ22W2KPThkQC8VyPoZF9jKGuKla9GYBnGIxPyRZpgJhC6ipNMCb0wVXL +XxdjUg6ECrDnG7vX5JyW/Db1qj4vW3ZROEambjFslPZD3mvthuoO4LQW3WhAf/AYgDr06M3qHuI II5k/4IarCJkbONM4VBh21plioakZjH/Q81TD8EULckcDjeb+P/Bqm+nnd9Tpq4m/xQeUf1k4XHX g+9MIfB8DunjFtmqagxc31pywGFP4jB+RZ1q4BixuDC1NGTIpE9MxezzzWwzRaHS5af1h9X6vRTq mqqgvvYF4vjF4CDyoZHO+mwD1HB65Jh5QH0tydceH6xz5SudF2PCXi1XpYHRWZ2TuYypO+wciRPk YSiriEqZ12WER68LWG9Af76cI1j3ck6PO3/xIsvPs8b1AfV5T1eP0m8VlpfJyuPwOi7dv+d/+wsA AP//AwBQSwMEFAAGAAgAAAAhAPWNUjTdAAAACQEAAA8AAABkcnMvZG93bnJldi54bWxMj8FOwzAQ RO9I/IO1SFwq6pBCgBCnQkBuvVBAXLfxkkTE6zR228DXs4gDHGf2aXamWE6uV3saQ+fZwPk8AUVc e9txY+DluTq7BhUissXeMxn4pADL8viowNz6Az/Rfh0bJSEccjTQxjjkWoe6JYdh7gdiub370WEU OTbajniQcNfrNEky7bBj+dDiQPct1R/rnTMQqlfaVl+zepa8LRpP6fZh9YjGnJ5Md7egIk3xD4af +lIdSum08Tu2QfWi0ywT1MDi4hKUAOnVjYzb/Bq6LPT/BeU3AAAA//8DAFBLAQItABQABgAIAAAA IQC2gziS/gAAAOEBAAATAAAAAAAAAAAAAAAAAAAAAABbQ29udGVudF9UeXBlc10ueG1sUEsBAi0A FAAGAAgAAAAhADj9If/WAAAAlAEAAAsAAAAAAAAAAAAAAAAALwEAAF9yZWxzLy5yZWxzUEsBAi0A FAAGAAgAAAAhAONJ5TStAQAARwMAAA4AAAAAAAAAAAAAAAAALgIAAGRycy9lMm9Eb2MueG1sUEsB Ai0AFAAGAAgAAAAhAPWNUjTdAAAACQEAAA8AAAAAAAAAAAAAAAAABwQAAGRycy9kb3ducmV2Lnht bFBLBQYAAAAABAAEAPMAAAARBQAAAAA= "/>
                   </w:pict>
@@ -160,16 +160,7 @@
                 <w:sz w:val="26"/>
                 <w:szCs w:val="26"/>
               </w:rPr>
-              <w:t xml:space="preserve">CỘNG HÒA</w:t>
-            </w:r>
-            <w:r>
-              <w:rPr>
-                <w:b/>
-                <w:iCs/>
-                <w:sz w:val="26"/>
-                <w:szCs w:val="26"/>
-              </w:rPr>
-              <w:t xml:space="preserve"> XÃ HỘI CHỦ NGHĨA VIỆT NAM</w:t>
+              <w:t>CỘNG HÒA XÃ HỘI CHỦ NGHĨA VIỆT NAM</w:t>
             </w:r>
           </w:p>
           <w:p>
@@ -250,7 +241,7 @@
                     </wp:anchor>
                   </w:drawing>
                 </mc:Choice>
-                <mc:Fallback xmlns:w16cei="http://schemas.microsoft.com/office/word/2026/wordml/cei" xmlns:w16sdtfl="http://schemas.microsoft.com/office/word/2024/wordml/sdtformatlock">
+                <mc:Fallback xmlns:w16sdtfl="http://schemas.microsoft.com/office/word/2024/wordml/sdtformatlock" xmlns:w16cei="http://schemas.microsoft.com/office/word/2026/wordml/cei">
                   <w:pict>
                     <v:line w14:anchorId="45047DA6" id="Line 9" o:spid="_x0000_s1026" style="position:absolute;z-index:251662336;visibility:visible;mso-wrap-style:square;mso-width-percent:0;mso-height-percent:0;mso-wrap-distance-left:9pt;mso-wrap-distance-top:0;mso-wrap-distance-right:9pt;mso-wrap-distance-bottom:0;mso-position-horizontal:absolute;mso-position-horizontal-relative:text;mso-position-vertical:absolute;mso-position-vertical-relative:text;mso-width-percent:0;mso-height-percent:0;mso-width-relative:page;mso-height-relative:page" from="51.45pt,16.9pt" to="220.2pt,16.9pt" o:gfxdata="UEsDBBQABgAIAAAAIQC2gziS/gAAAOEBAAATAAAAW0NvbnRlbnRfVHlwZXNdLnhtbJSRQU7DMBBF 90jcwfIWJU67QAgl6YK0S0CoHGBkTxKLZGx5TGhvj5O2G0SRWNoz/78nu9wcxkFMGNg6quQqL6RA 0s5Y6ir5vt9lD1JwBDIwOMJKHpHlpr69KfdHjyxSmriSfYz+USnWPY7AufNIadK6MEJMx9ApD/oD OlTrorhX2lFEilmcO2RdNtjC5xDF9pCuTyYBB5bi6bQ4syoJ3g9WQ0ymaiLzg5KdCXlKLjvcW893 SUOqXwnz5DrgnHtJTxOsQfEKIT7DmDSUCaxw7Rqn8787ZsmRM9e2VmPeBN4uqYvTtW7jvijg9N/y JsXecLq0q+WD6m8AAAD//wMAUEsDBBQABgAIAAAAIQA4/SH/1gAAAJQBAAALAAAAX3JlbHMvLnJl bHOkkMFqwzAMhu+DvYPRfXGawxijTi+j0GvpHsDYimMaW0Yy2fr2M4PBMnrbUb/Q94l/f/hMi1qR JVI2sOt6UJgd+ZiDgffL8ekFlFSbvV0oo4EbChzGx4f9GRdb25HMsYhqlCwG5lrLq9biZkxWOiqY 22YiTra2kYMu1l1tQD30/bPm3wwYN0x18gb45AdQl1tp5j/sFB2T0FQ7R0nTNEV3j6o9feQzro1i OWA14Fm+Q8a1a8+Bvu/d/dMb2JY5uiPbhG/ktn4cqGU/er3pcvwCAAD//wMAUEsDBBQABgAIAAAA IQBfpvW5rQEAAEgDAAAOAAAAZHJzL2Uyb0RvYy54bWysU8GO0zAQvSPxD5bvNE1hEURN99BluSxQ aZcPmNpOYuF4rBm3Sf8e29uW1XJD5GB5Zuzn995M1rfz6MTREFv0rawXSymMV6it71v58+n+3Scp OILX4NCbVp4My9vN2zfrKTRmhQM6bUgkEM/NFFo5xBiaqmI1mBF4gcH4VOyQRogppL7SBFNCH121 Wi4/VhOSDoTKMKfs3XNRbgp+1xkVf3QdmyhcKxO3WFYq6z6v1WYNTU8QBqvONOAfWIxgfXr0CnUH EcSB7F9Qo1WEjF1cKBwr7DqrTNGQ1NTLV2oeBwimaEnmcLjaxP8PVn0/bv2OMnU1+8fwgOoXC4/b AXxvCoGnU0iNq7NV1RS4uV7JAYcdif30DXU6A4eIxYW5ozFDJn1iLmafrmabOQqVkqv6w/t6dSOF utQqaC4XA3H8anAUedNKZ332ARo4PnDMRKC5HMlpj/fWudJL58XUys83CTlXGJ3VuVgC6vdbR+II eRrKV1S9OkZ48LqADQb0l/M+gnXP+/S482czsv48bNzsUZ92dDEptauwPI9WnoeXcbn95wfY/AYA AP//AwBQSwMEFAAGAAgAAAAhAOxALgrcAAAACQEAAA8AAABkcnMvZG93bnJldi54bWxMj8FOwzAQ RO9I/IO1SFwqapNECEKcCgG5caGAuG6TJYmI12nstoGvZ1EPcJzZp9mZYjW7Qe1pCr1nC5dLA4q4 9k3PrYXXl+riGlSIyA0OnsnCFwVYlacnBeaNP/Az7dexVRLCIUcLXYxjrnWoO3IYln4kltuHnxxG kVOrmwkPEu4GnRhzpR32LB86HOm+o/pzvXMWQvVG2+p7US/Me9p6SrYPT49o7fnZfHcLKtIc/2D4 rS/VoZROG7/jJqhBtEluBLWQpjJBgCwzGajN0dBlof8vKH8AAAD//wMAUEsBAi0AFAAGAAgAAAAh ALaDOJL+AAAA4QEAABMAAAAAAAAAAAAAAAAAAAAAAFtDb250ZW50X1R5cGVzXS54bWxQSwECLQAU AAYACAAAACEAOP0h/9YAAACUAQAACwAAAAAAAAAAAAAAAAAvAQAAX3JlbHMvLnJlbHNQSwECLQAU AAYACAAAACEAX6b1ua0BAABIAwAADgAAAAAAAAAAAAAAAAAuAgAAZHJzL2Uyb0RvYy54bWxQSwEC LQAUAAYACAAAACEA7EAuCtwAAAAJAQAADwAAAAAAAAAAAAAAAAAHBAAAZHJzL2Rvd25yZXYueG1s UEsFBgAAAAAEAAQA8wAAABAFAAAAAA== "/>
                   </w:pict>
@@ -302,7 +293,23 @@
                 <w:sz w:val="26"/>
                 <w:szCs w:val="26"/>
               </w:rPr>
-              <w:t xml:space="preserve">    </w:t>
+              <w:t xml:space="preserve">   </w:t>
+            </w:r>
+            <w:r>
+              <w:rPr>
+                <w:iCs/>
+                <w:sz w:val="26"/>
+                <w:szCs w:val="26"/>
+              </w:rPr>
+              <w:t xml:space="preserve">   </w:t>
+            </w:r>
+            <w:r>
+              <w:rPr>
+                <w:iCs/>
+                <w:sz w:val="26"/>
+                <w:szCs w:val="26"/>
+              </w:rPr>
+              <w:t xml:space="preserve"> </w:t>
             </w:r>
             <w:r>
               <w:rPr>
@@ -334,16 +341,7 @@
                 <w:szCs w:val="24"/>
                 <w:lang w:val="nl-NL"/>
               </w:rPr>
-              <w:t xml:space="preserve">Quảng Ngãi, </w:t>
-            </w:r>
-            <w:r>
-              <w:rPr>
-                <w:i/>
-                <w:iCs/>
-                <w:szCs w:val="24"/>
-                <w:lang w:val="nl-NL"/>
-              </w:rPr>
-              <w:t xml:space="preserve">ngày      tháng      năm 2026</w:t>
+              <w:t>Quảng Ngãi, ngày      tháng      năm 2026</w:t>
             </w:r>
           </w:p>
         </w:tc>
@@ -407,7 +405,7 @@
           <w:bCs/>
           <w:szCs w:val="24"/>
         </w:rPr>
-        <w:t xml:space="preserve">Đề nghị phê duyệt Đề án thành lập Trung tâm Đăng kiểm xe cơ giới</w:t>
+        <w:t>đ</w:t>
       </w:r>
       <w:r>
         <w:rPr>
@@ -415,7 +413,7 @@
           <w:bCs/>
           <w:szCs w:val="24"/>
         </w:rPr>
-        <w:t xml:space="preserve"> </w:t>
+        <w:t xml:space="preserve">ề nghị phê duyệt Đề án thành lập Trung tâm Đăng kiểm xe cơ giới </w:t>
       </w:r>
     </w:p>
     <w:p>
@@ -505,7 +503,7 @@
               </wp:anchor>
             </w:drawing>
           </mc:Choice>
-          <mc:Fallback xmlns:w16cei="http://schemas.microsoft.com/office/word/2026/wordml/cei" xmlns:w16sdtfl="http://schemas.microsoft.com/office/word/2024/wordml/sdtformatlock">
+          <mc:Fallback xmlns:w16sdtfl="http://schemas.microsoft.com/office/word/2024/wordml/sdtformatlock" xmlns:w16cei="http://schemas.microsoft.com/office/word/2026/wordml/cei">
             <w:pict>
               <v:line w14:anchorId="48CA2DB7" id="Straight Connector 1" o:spid="_x0000_s1026" style="position:absolute;z-index:251658240;visibility:visible;mso-wrap-style:square;mso-width-percent:0;mso-height-percent:0;mso-wrap-distance-left:9pt;mso-wrap-distance-top:-3e-5mm;mso-wrap-distance-right:9pt;mso-wrap-distance-bottom:-3e-5mm;mso-position-horizontal:center;mso-position-horizontal-relative:margin;mso-position-vertical:absolute;mso-position-vertical-relative:text;mso-width-percent:0;mso-height-percent:0;mso-width-relative:page;mso-height-relative:page" from="0,5.25pt" to="65.25pt,5.25pt" o:gfxdata="UEsDBBQABgAIAAAAIQC2gziS/gAAAOEBAAATAAAAW0NvbnRlbnRfVHlwZXNdLnhtbJSRQU7DMBBF 90jcwfIWJU67QAgl6YK0S0CoHGBkTxKLZGx5TGhvj5O2G0SRWNoz/78nu9wcxkFMGNg6quQqL6RA 0s5Y6ir5vt9lD1JwBDIwOMJKHpHlpr69KfdHjyxSmriSfYz+USnWPY7AufNIadK6MEJMx9ApD/oD OlTrorhX2lFEilmcO2RdNtjC5xDF9pCuTyYBB5bi6bQ4syoJ3g9WQ0ymaiLzg5KdCXlKLjvcW893 SUOqXwnz5DrgnHtJTxOsQfEKIT7DmDSUCaxw7Rqn8787ZsmRM9e2VmPeBN4uqYvTtW7jvijg9N/y JsXecLq0q+WD6m8AAAD//wMAUEsDBBQABgAIAAAAIQA4/SH/1gAAAJQBAAALAAAAX3JlbHMvLnJl bHOkkMFqwzAMhu+DvYPRfXGawxijTi+j0GvpHsDYimMaW0Yy2fr2M4PBMnrbUb/Q94l/f/hMi1qR JVI2sOt6UJgd+ZiDgffL8ekFlFSbvV0oo4EbChzGx4f9GRdb25HMsYhqlCwG5lrLq9biZkxWOiqY 22YiTra2kYMu1l1tQD30/bPm3wwYN0x18gb45AdQl1tp5j/sFB2T0FQ7R0nTNEV3j6o9feQzro1i OWA14Fm+Q8a1a8+Bvu/d/dMb2JY5uiPbhG/ktn4cqGU/er3pcvwCAAD//wMAUEsDBBQABgAIAAAA IQDp5l3IvwEAAHQDAAAOAAAAZHJzL2Uyb0RvYy54bWysU01vGyEQvVfqf0Dc43UcxbVWXucQK71E baSkP2DCwi4qMIihXvvfd8Afddtb1T2ggWHevDe8XT/svRM7nchi6OTtbC6FDgp7G4ZOfnt7ullJ QRlCDw6D7uRBk3zYfPywnmKrFzii63USDBKonWInx5xj2zSkRu2BZhh14KTB5CHzNg1Nn2BidO+a xXy+bCZMfUyoNBGfbo9Juan4xmiVvxpDOgvXSeaW65rq+l7WZrOGdkgQR6tONOAfWHiwgZteoLaQ QfxI9i8ob1VCQpNnCn2DxlilqwZWczv/Q83rCFFXLTwcipcx0f+DVV92j+ElFepqH17jM6rvxENp pkjtJVk2FI/X9ib5cp25i30d5OEySL3PQvHharFafrqXQp1TDbTnupgof9boRQk66WwoEqGF3TPl 0hna85VyHPDJOlefyQUxdXJ5d88PqYDNYhxkDn3sO0lhkALcwC5UOVVEQmf7Ul1w6ECPLokdsBHY Pz1Ob8xWCgeUOcES6lcMwQx+Ky10tkDjsbimjr7xNrN5nfWs+LrahdJRV/udRP2aYInesT+8pPOY +Wlr05MNi3eu9xxf/yybnwAAAP//AwBQSwMEFAAGAAgAAAAhAOYIvQjZAAAABgEAAA8AAABkcnMv ZG93bnJldi54bWxMj81OwzAQhO9IvIO1lbhRu0RQFOJUqKgHbiUtEsdtvPmBeB3FThveHkcc4LY7 s5r9JttMthNnGnzrWMNqqUAQl860XGs4Hna3jyB8QDbYOSYN3+Rhk19fZZgad+E3OhehFjGEfYoa mhD6VEpfNmTRL11PHL3KDRZDXIdamgEvMdx28k6pB2mx5fihwZ62DZVfxWg1jPttpdpdMn1+JIUc X9f795eq1vpmMT0/gQg0hb9jmPEjOuSR6eRGNl50GmKREFV1D2J2k3k4/Qoyz+R//PwHAAD//wMA UEsBAi0AFAAGAAgAAAAhALaDOJL+AAAA4QEAABMAAAAAAAAAAAAAAAAAAAAAAFtDb250ZW50X1R5 cGVzXS54bWxQSwECLQAUAAYACAAAACEAOP0h/9YAAACUAQAACwAAAAAAAAAAAAAAAAAvAQAAX3Jl bHMvLnJlbHNQSwECLQAUAAYACAAAACEA6eZdyL8BAAB0AwAADgAAAAAAAAAAAAAAAAAuAgAAZHJz L2Uyb0RvYy54bWxQSwECLQAUAAYACAAAACEA5gi9CNkAAAAGAQAADwAAAAAAAAAAAAAAAAAZBAAA ZHJzL2Rvd25yZXYueG1sUEsFBgAAAAAEAAQA8wAAAB8FAAAAAA== " strokecolor="windowText" strokeweight=".5pt">
                 <v:stroke joinstyle="miter"/>
@@ -533,7 +531,7 @@
           <w:spacing w:val="-2"/>
           <w:lang w:eastAsia="vi-VN"/>
         </w:rPr>
-        <w:t xml:space="preserve">Kính gửi: Ủy ban nhân dân tỉnh (qua Sở Tài chính).</w:t>
+        <w:t>Kính gửi: Ủy ban nhân dân tỉnh (qua Sở Tài chính).</w:t>
       </w:r>
     </w:p>
     <w:p>
@@ -576,7 +574,7 @@
           <w:i/>
           <w:iCs/>
         </w:rPr>
-        <w:t xml:space="preserve">Căn cứ Quy định số 224-QĐ/TW ngày 14 tháng 10 năm 2026 của Ban Chấp hành Trung ương về đảng viên tham gia hoạt động đầu tư kinh doanh;</w:t>
+        <w:t>Căn cứ Quy định số 224-QĐ/TW ngày 14 tháng 10 năm 2026 của Ban Chấp hành Trung ương về đảng viên tham gia hoạt động đầu tư kinh doanh;</w:t>
       </w:r>
     </w:p>
     <w:p>
@@ -633,21 +631,26 @@
           <w:i/>
           <w:iCs/>
         </w:rPr>
-        <w:t xml:space="preserve">Căn cứ Luật Doanh nghiệp ngày 17 tháng 6 năm 2020</w:t>
-      </w:r>
-      <w:r>
+        <w:t>Căn cứ Luật Doanh nghiệp ngày 17 tháng 6 năm 2020 (hợp nhất tại Văn bản hợp nhất số 67/VBHN-VPQH ngày 15 tháng 8 năm 2025);</w:t>
+      </w:r>
+    </w:p>
+    <w:p>
+      <w:pPr>
+        <w:widowControl w:val="0"/>
+        <w:spacing w:before="120" w:after="120" w:line="252" w:lineRule="auto"/>
+        <w:ind w:firstLine="720"/>
+        <w:jc w:val="both"/>
         <w:rPr>
           <w:i/>
           <w:iCs/>
         </w:rPr>
-        <w:t xml:space="preserve"> (hợp nhất tại Văn bản hợp nhất số 67/VBHN-VPQH ngày 15 tháng 8 năm 2025)</w:t>
-      </w:r>
+      </w:pPr>
       <w:r>
         <w:rPr>
           <w:i/>
           <w:iCs/>
         </w:rPr>
-        <w:t xml:space="preserve">;</w:t>
+        <w:t>Căn cứ Luật Quản lý và đầu tư vốn nhà nước tại doanh nghiệp ngày 14 tháng 6 năm 2025;</w:t>
       </w:r>
     </w:p>
     <w:p>
@@ -666,7 +669,7 @@
           <w:i/>
           <w:iCs/>
         </w:rPr>
-        <w:t>Căn cứ Luật Quản lý và đầu tư vốn nhà nước tại doanh nghiệp ngày 14 tháng 6 năm 2025;</w:t>
+        <w:t>Căn cứ Luật Quản lý, sử dụng tài sản công ngày 21 tháng 6 năm 2017 (hợp nhất tại Văn bản hợp nhất số 97/VBHN-VPQH ngày 22 tháng 8 năm 2025);</w:t>
       </w:r>
     </w:p>
     <w:p>
@@ -685,21 +688,26 @@
           <w:i/>
           <w:iCs/>
         </w:rPr>
-        <w:t xml:space="preserve">Căn cứ Luật Quản lý, sử dụng tài sản công ngày 21 tháng 6 năm 2017</w:t>
-      </w:r>
-      <w:r>
+        <w:t>Căn cứ Luật Đất đai ngày 18 tháng 01 năm 2024 (hợp nhất tại Văn bản hợp nhất số 44/VBHN-VPQH ngày 16 tháng 3 năm 2026);</w:t>
+      </w:r>
+    </w:p>
+    <w:p>
+      <w:pPr>
+        <w:widowControl w:val="0"/>
+        <w:spacing w:before="120" w:after="120" w:line="252" w:lineRule="auto"/>
+        <w:ind w:firstLine="720"/>
+        <w:jc w:val="both"/>
         <w:rPr>
           <w:i/>
           <w:iCs/>
         </w:rPr>
-        <w:t xml:space="preserve"> (hợp nhất tại Văn bản hợp nhất số 97/VBHN-VPQH ngày 22 tháng 8 năm 2025)</w:t>
-      </w:r>
+      </w:pPr>
       <w:r>
         <w:rPr>
           <w:i/>
           <w:iCs/>
         </w:rPr>
-        <w:t xml:space="preserve">;</w:t>
+        <w:t>Căn cứ Luật Kế toán ngày 20 tháng 11 năm 2015 (hợp nhất tại Văn bản hợp nhất số 41/VBHN-VPQH ngày 16 tháng 3 năm 2026);</w:t>
       </w:r>
     </w:p>
     <w:p>
@@ -718,21 +726,26 @@
           <w:i/>
           <w:iCs/>
         </w:rPr>
-        <w:t xml:space="preserve">Căn cứ Luật Đất đai ngày 18 tháng 01 năm 2024</w:t>
-      </w:r>
-      <w:r>
+        <w:t>Căn cứ Nghị định số 89/2026/NĐ-CP ngày 30 tháng 3 năm 2026 của Chính phủ quy định về điều kiện kinh doanh dịch vụ kiểm định xe cơ giới; tổ chức, hoạt động của cơ sở đăng kiểm; niên hạn sử dụng của xe cơ giới;</w:t>
+      </w:r>
+    </w:p>
+    <w:p>
+      <w:pPr>
+        <w:widowControl w:val="0"/>
+        <w:spacing w:before="120" w:after="120" w:line="252" w:lineRule="auto"/>
+        <w:ind w:firstLine="720"/>
+        <w:jc w:val="both"/>
         <w:rPr>
           <w:i/>
           <w:iCs/>
         </w:rPr>
-        <w:t xml:space="preserve"> (hợp nhất tại Văn bản hợp nhất số 44/VBHN-VPQH ngày 16 tháng 3 năm 2026)</w:t>
-      </w:r>
+      </w:pPr>
       <w:r>
         <w:rPr>
           <w:i/>
           <w:iCs/>
         </w:rPr>
-        <w:t xml:space="preserve">;</w:t>
+        <w:t>Căn cứ Nghị định số 60/2021/NĐ-CP ngày 21 tháng 6 năm 2021 của Chính phủ quy định cơ chế tự chủ tài chính của đơn vị sự nghiệp công lập; Nghị định số 111/2025/NĐ-CP ngày 22 tháng 5 năm 2025 của Chính phủ sửa đổi, bổ sung một số điều của Nghị định số 60/2021/NĐ-CP ngày 21 tháng 6 năm 2021 của Chính phủ quy định cơ chế tự chủ tài chính của đơn vị sự nghiệp công lập;</w:t>
       </w:r>
     </w:p>
     <w:p>
@@ -751,21 +764,27 @@
           <w:i/>
           <w:iCs/>
         </w:rPr>
-        <w:t xml:space="preserve">Căn cứ Luật Kế toán ngày 20 tháng 11 năm 2015</w:t>
-      </w:r>
-      <w:r>
+        <w:lastRenderedPageBreak/>
+        <w:t>Căn cứ Nghị định số 299/2026/NĐ-CP ngày 28 tháng 7 năm 2026 của Chính phủ quy định tổ chức đơn vị sự nghiệp công lập;</w:t>
+      </w:r>
+    </w:p>
+    <w:p>
+      <w:pPr>
+        <w:widowControl w:val="0"/>
+        <w:spacing w:before="120" w:after="120" w:line="252" w:lineRule="auto"/>
+        <w:ind w:firstLine="720"/>
+        <w:jc w:val="both"/>
         <w:rPr>
           <w:i/>
           <w:iCs/>
         </w:rPr>
-        <w:t xml:space="preserve"> (hợp nhất tại Văn bản hợp nhất số 41/VBHN-VPQH ngày 16 tháng 3 năm 2026)</w:t>
-      </w:r>
+      </w:pPr>
       <w:r>
         <w:rPr>
           <w:i/>
           <w:iCs/>
         </w:rPr>
-        <w:t xml:space="preserve">;</w:t>
+        <w:t>Căn cứ Nghị định số 334/2026/NĐ-CP ngày 20 tháng 8 năm 2026 của Chính phủ quy định về tự chủ của cơ sở giáo dục đại học, cơ sở giáo dục nghề nghiệp; cơ chế tài chính đối với giáo dục đại học và giáo dục nghề nghiệp; chương trình trọng điểm quốc gia đào tạo tiến sĩ toàn thời gian;</w:t>
       </w:r>
     </w:p>
     <w:p>
@@ -784,7 +803,7 @@
           <w:i/>
           <w:iCs/>
         </w:rPr>
-        <w:t>Căn cứ Nghị định số 89/2026/NĐ-CP ngày 30 tháng 3 năm 2026 của Chính phủ quy định về điều kiện kinh doanh dịch vụ kiểm định xe cơ giới; tổ chức, hoạt động của cơ sở đăng kiểm; niên hạn sử dụng của xe cơ giới;</w:t>
+        <w:t>Căn cứ Nghị định số 181/2026/NĐ-CP ngày 21 tháng 5 năm 2026 của Chính phủ về quản lý người giữ chức danh, chức vụ và người đại diện phần vốn nhà nước tại doanh nghiệp;</w:t>
       </w:r>
     </w:p>
     <w:p>
@@ -803,26 +822,21 @@
           <w:i/>
           <w:iCs/>
         </w:rPr>
-        <w:t>Căn cứ Nghị định số 60/2021/NĐ-CP ngày 21 tháng 6 năm 2021 của Chính phủ quy định cơ chế tự chủ tài chính của đơn vị sự nghiệp công lập; Nghị định số 111/2025/NĐ-CP ngày 22 tháng 5 năm 2025 của Chính phủ sửa đổi, bổ sung một số điều của Nghị định số 60/2021/NĐ-CP ngày 21 tháng 6 năm 2021 của Chính phủ quy định cơ chế tự chủ tài chính của đơn vị sự nghiệp công lập;</w:t>
-      </w:r>
-    </w:p>
-    <w:p>
-      <w:pPr>
-        <w:widowControl w:val="0"/>
-        <w:spacing w:before="120" w:after="120" w:line="252" w:lineRule="auto"/>
-        <w:ind w:firstLine="720"/>
-        <w:jc w:val="both"/>
+        <w:t>Căn cứ Nghị định số 186/2025/NĐ-CP ngày 01 tháng 7 năm 2025 của Chính phủ quy định chi tiết một số điều của Luật Quản lý, sử dụng tài sản công;</w:t>
+      </w:r>
+      <w:r>
         <w:rPr>
           <w:i/>
           <w:iCs/>
         </w:rPr>
-      </w:pPr>
+        <w:t xml:space="preserve"> </w:t>
+      </w:r>
       <w:r>
         <w:rPr>
           <w:i/>
           <w:iCs/>
         </w:rPr>
-        <w:t>Căn cứ Nghị định số 299/2026/NĐ-CP ngày 28 tháng 7 năm 2026 của Chính phủ quy định tổ chức đơn vị sự nghiệp công lập;</w:t>
+        <w:t>đã được sửa đổi, bổ sung một số điều tại Nghị định số 286/2025/NĐ-CP ngày 03 tháng 11 năm 2025 của Chính phủ sửa đổi, bổ sung một số điều của các Nghị định trong lĩnh vực quản lý, sử dụng tài sản công;</w:t>
       </w:r>
     </w:p>
     <w:p>
@@ -841,27 +855,21 @@
           <w:i/>
           <w:iCs/>
         </w:rPr>
-        <w:t xml:space="preserve">Căn cứ Nghị định số 334/2026/NĐ-CP ngày 20 tháng 8 năm 2026 của Chính phủ quy định về tự chủ của cơ sở giáo dục đại học, cơ sở giáo dục nghề nghiệp; cơ chế tài chính đối với giáo dục đại học và giáo dục nghề nghiệp; chương trình trọng điểm quốc gia đào tạo tiến sĩ toàn thời gian;</w:t>
-      </w:r>
-    </w:p>
-    <w:p>
-      <w:pPr>
-        <w:widowControl w:val="0"/>
-        <w:spacing w:before="120" w:after="120" w:line="252" w:lineRule="auto"/>
-        <w:ind w:firstLine="720"/>
-        <w:jc w:val="both"/>
+        <w:t>Căn cứ</w:t>
+      </w:r>
+      <w:r>
         <w:rPr>
           <w:i/>
           <w:iCs/>
         </w:rPr>
-      </w:pPr>
+        <w:t xml:space="preserve"> Thông tư số 120/2025/TT-BTC ngày 18 tháng 12 năm 2025 của Bộ trưởng Bộ Tài chính hướng dẫn một số điều của Nghị định số 186/2025/NĐ-CP ngày 01 tháng 7 năm 2025 của Chính phủ quy định chi tiết một số điều của Luật Quản lý, sử dụng tài sản công</w:t>
+      </w:r>
       <w:r>
         <w:rPr>
           <w:i/>
           <w:iCs/>
         </w:rPr>
-        <w:lastRenderedPageBreak/>
-        <w:t>Căn cứ Nghị định số 181/2026/NĐ-CP ngày 21 tháng 5 năm 2026 của Chính phủ về quản lý người giữ chức danh, chức vụ và người đại diện phần vốn nhà nước tại doanh nghiệp;</w:t>
+        <w:t>;</w:t>
       </w:r>
     </w:p>
     <w:p>
@@ -880,21 +888,26 @@
           <w:i/>
           <w:iCs/>
         </w:rPr>
-        <w:t>Căn cứ Nghị định số 186/2025/NĐ-CP ngày 01 tháng 7 năm 2025 của Chính phủ quy định chi tiết một số điều của Luật Quản lý, sử dụng tài sản công;</w:t>
-      </w:r>
-      <w:r>
+        <w:t>Căn cứ Thông tư số 45/2024/TT-BGTVT ngày 15 tháng 11 năm 2024 của Bộ trưởng Bộ Giao thông vận tải quy định về cấp mới, cấp lại, tạm đình chỉ, thu hồi chứng chỉ ĐKV phương tiện giao thông đường bộ;</w:t>
+      </w:r>
+    </w:p>
+    <w:p>
+      <w:pPr>
+        <w:widowControl w:val="0"/>
+        <w:spacing w:before="120" w:after="120" w:line="252" w:lineRule="auto"/>
+        <w:ind w:firstLine="720"/>
+        <w:jc w:val="both"/>
         <w:rPr>
           <w:i/>
           <w:iCs/>
         </w:rPr>
-        <w:t xml:space="preserve"> </w:t>
-      </w:r>
+      </w:pPr>
       <w:r>
         <w:rPr>
           <w:i/>
           <w:iCs/>
         </w:rPr>
-        <w:t>đã được sửa đổi, bổ sung một số điều tại Nghị định số 286/2025/NĐ-CP ngày 03 tháng 11 năm 2025 của Chính phủ sửa đổi, bổ sung một số điều của các Nghị định trong lĩnh vực quản lý, sử dụng tài sản công;</w:t>
+        <w:t>Căn cứ Thông tư số 40/2025/TT-BXD ngày 28 tháng 11 năm 2025 của Bộ trưởng Bộ Xây dựng quy định cơ chế, chính sách quản lý giá dịch vụ kiểm định, miễn kiểm định lần đầu cho xe cơ giới, xe máy chuyên dùng;</w:t>
       </w:r>
     </w:p>
     <w:p>
@@ -913,21 +926,26 @@
           <w:i/>
           <w:iCs/>
         </w:rPr>
-        <w:t>Căn cứ</w:t>
-      </w:r>
-      <w:r>
+        <w:t>Căn cứ Thông tư số 46/2024/TT-BGTVT ngày 15 tháng 11 năm 2024 của Bộ trưởng Bộ Giao thông vận tải quy định trình tự, thủ tục cấp mới, cấp lại, tạm đình chỉ hoạt động, thu hồi giấy chứng nhận đủ điều kiện hoạt động kiểm định XCG của cơ sở đăng kiểm xe cơ giới, cơ sở kiểm định khí thải xe mô tô, xe gắn máy; Thông tư số 24/2026/TT-BXD ngày 20 tháng 5 năm 2026 của Bộ trưởng Bộ Xây dựng sửa đổi, bổ sung một số điều của các Thông tư để phân cấp, cắt giảm, đơn giản hóa thủ tục hành chính trong lĩnh vực đăng kiểm, đường bộ, đường sắt, quy hoạch đô thị và nông thôn thuộc phạm vi quản lý của Bộ Xây dựng; Thông tư số 45/2026/TT-BXD ngày 30 tháng 6 năm 2026 của Bộ trưởng Bộ Xây dựng sửa đổi, bổ sung một số điều của các Thông tư trong lĩnh vực đăng kiểm phương tiện giao thông đường bộ;</w:t>
+      </w:r>
+    </w:p>
+    <w:p>
+      <w:pPr>
+        <w:widowControl w:val="0"/>
+        <w:spacing w:before="120" w:after="120" w:line="252" w:lineRule="auto"/>
+        <w:ind w:firstLine="720"/>
+        <w:jc w:val="both"/>
         <w:rPr>
           <w:i/>
           <w:iCs/>
         </w:rPr>
-        <w:t xml:space="preserve"> Thông tư số 120/2025/TT-BTC ngày 18 tháng 12 năm 2025 của Bộ trưởng Bộ Tài chính hướng dẫn một số điều của Nghị định số 186/2025/NĐ-CP ngày 01 tháng 7 năm 2025 của Chính phủ quy định chi tiết một số điều của Luật Quản lý, sử dụng tài sản công</w:t>
-      </w:r>
+      </w:pPr>
       <w:r>
         <w:rPr>
           <w:i/>
           <w:iCs/>
         </w:rPr>
-        <w:t>;</w:t>
+        <w:t>Căn cứ Thông tư số 56/2022/TT-BTC ngày 16 tháng 9 năm 2022 của Bộ trưởng Bộ Tài chính hướng dẫn một số nội dung về cơ chế tự chủ tài chính của đơn vị sự nghiệp công lập; xử lý tài sản, tài chính khi tổ chức lại, giải thể đơn vị sự nghiệp công lập;</w:t>
       </w:r>
     </w:p>
     <w:p>
@@ -946,7 +964,7 @@
           <w:i/>
           <w:iCs/>
         </w:rPr>
-        <w:t>Căn cứ Thông tư số 45/2024/TT-BGTVT ngày 15 tháng 11 năm 2024 của Bộ trưởng Bộ Giao thông vận tải quy định về cấp mới, cấp lại, tạm đình chỉ, thu hồi chứng chỉ ĐKV phương tiện giao thông đường bộ;</w:t>
+        <w:t>Căn cứ Thông tư số 03/2026/TT-BTC ngày 01 tháng 01 năm 2026 của Bộ trưởng Bộ Tài chính sửa đổi, bổ sung một số điều của Thông tư số 56/2022/TT-BTC ngày 16 tháng 9 năm 2022 của Bộ trưởng Bộ Tài chính hướng dẫn một số nội dung về cơ chế tự chủ tài chính của đơn vị sự nghiệp công lập; xử lý tài sản, tài chính khi tổ chức lại, giải thể đơn vị sự nghiệp công lập;</w:t>
       </w:r>
     </w:p>
     <w:p>
@@ -965,7 +983,7 @@
           <w:i/>
           <w:iCs/>
         </w:rPr>
-        <w:t>Căn cứ Thông tư số 40/2025/TT-BXD ngày 28 tháng 11 năm 2025 của Bộ trưởng Bộ Xây dựng quy định cơ chế, chính sách quản lý giá dịch vụ kiểm định, miễn kiểm định lần đầu cho xe cơ giới, xe máy chuyên dùng;</w:t>
+        <w:t>Căn cứ  Thông tư số 238/2016/TT-BTC ngày 11 tháng 11 năm 2016 của Bộ trưởng Bộ Tài chính quy định về giá dịch vụ kiểm định an toàn kỹ thuật và bảo vệ môi trường đối với xe cơ giới, thiết bị và xe máy chuyên dùng đang lưu hành; đánh giá, hiệu chuẩn thiết bị kiểm tra xe cơ giới (hợp nhất tại Văn bản hợp nhất số 08/VBHN-BTC ngày 25 tháng 5 năm 2023);</w:t>
       </w:r>
     </w:p>
     <w:p>
@@ -984,185 +1002,102 @@
           <w:i/>
           <w:iCs/>
         </w:rPr>
-        <w:t xml:space="preserve">Căn cứ Thông tư số 46/2024/TT-BGTVT ngày 15 tháng 11 năm 2024 của Bộ trưởng Bộ Giao thông vận tải quy định trình tự, thủ tục cấp mới, cấp lại, tạm đình chỉ hoạt động, thu hồi giấy chứng nhận đủ điều kiện hoạt động kiểm định XCG của cơ sở đăng kiểm xe cơ giới, cơ sở kiểm định khí thải xe mô tô, xe gắn máy; Thông tư số 24/2026/TT-BXD ngày 20 tháng 5 năm 2026 của Bộ trưởng Bộ Xây dựng sửa đổi, bổ sung một số điều của các Thông tư để phân cấp, cắt giảm, đơn giản hóa thủ tục hành chính trong lĩnh vực đăng kiểm, đường bộ, đường sắt, </w:t>
-      </w:r>
-      <w:r>
+        <w:t>Căn cứ Thông tư số 50/2024/TT-BGTVT ngày 15 tháng 11 năm 2024 của Bộ trưởng Bộ Giao thông vận tải ban hành Quy chuẩn kỹ thuật quốc gia về cơ sở vật chất kỹ thuật và vị trí cơ sở đăng kiểm xe cơ giới, cơ sở kiểm định khí thải xe mô tô, xe gắn máy và Quy chuẩn kỹ thuật quốc gia về cơ sở bảo hành, bảo dưỡng xe cơ giới (QCVN 103:2024/BGTVT - Quy chuẩn kỹ thuật quốc gia về cơ sở vật chất kỹ thuật và vị trí cơ sở đăng kiểm xe cơ giới, cơ sở kiểm định khí thải xe mô tô, xe gắn máy);</w:t>
+      </w:r>
+    </w:p>
+    <w:p>
+      <w:pPr>
+        <w:widowControl w:val="0"/>
+        <w:spacing w:before="120" w:after="120" w:line="252" w:lineRule="auto"/>
+        <w:ind w:firstLine="720"/>
+        <w:jc w:val="both"/>
         <w:rPr>
           <w:i/>
           <w:iCs/>
         </w:rPr>
-        <w:t xml:space="preserve">quy hoạch đô thị và nông thôn thuộc phạm vi quản lý của Bộ Xây dựng; Thông tư số 45/2026/TT-BXD ngày 30 tháng 6 năm 2026 của Bộ trưởng Bộ Xây dựng sửa đổi, bổ sung một số điều của các Thông tư trong lĩnh vực đăng kiểm phương tiện giao thông đường bộ;</w:t>
-      </w:r>
-    </w:p>
-    <w:p>
-      <w:pPr>
-        <w:widowControl w:val="0"/>
-        <w:spacing w:before="120" w:after="120" w:line="252" w:lineRule="auto"/>
-        <w:ind w:firstLine="720"/>
-        <w:jc w:val="both"/>
+      </w:pPr>
+      <w:r>
         <w:rPr>
           <w:i/>
           <w:iCs/>
         </w:rPr>
-      </w:pPr>
-      <w:r>
+        <w:t>Căn cứ Quyết định số 1671/QĐ-LĐTBXH ngày 24 tháng 10 năm 2017 của Bộ trưởng Bộ Lao động - Thương binh và Xã hội sáp nhập Trường Cao đẳng Kinh tế - Kỹ thuật Kon Tum, Trường Cao đẳng Sư phạm Kon Tum, Trường Trung cấp Y tế Kon Tum, Trường Trung cấp Nghề Kon Tum thành Trường Cao đẳng Cộng đồng Kon Tum; Quyết định số 635/QĐ-LĐTBXH ngày 16 tháng 5 năm 2023 của Bộ trưởng Bộ Lao động - Thương binh và Xã hội đổi tên Trường Cao đẳng Cộng đồng Kon Tum thành Trường Cao đẳng Kon Tum;</w:t>
+      </w:r>
+    </w:p>
+    <w:p>
+      <w:pPr>
+        <w:widowControl w:val="0"/>
+        <w:spacing w:before="120" w:after="120" w:line="252" w:lineRule="auto"/>
+        <w:ind w:firstLine="720"/>
+        <w:jc w:val="both"/>
         <w:rPr>
           <w:i/>
           <w:iCs/>
         </w:rPr>
-        <w:t>Căn cứ Thông tư số 56/2022/TT-BTC ngày 16 tháng 9 năm 2022 của Bộ trưởng Bộ Tài chính hướng dẫn một số nội dung về cơ chế tự chủ tài chính của đơn vị sự nghiệp công lập; xử lý tài sản, tài chính khi tổ chức lại, giải thể đơn vị sự nghiệp công lập;</w:t>
-      </w:r>
-    </w:p>
-    <w:p>
-      <w:pPr>
-        <w:widowControl w:val="0"/>
-        <w:spacing w:before="120" w:after="120" w:line="252" w:lineRule="auto"/>
-        <w:ind w:firstLine="720"/>
-        <w:jc w:val="both"/>
+      </w:pPr>
+      <w:r>
         <w:rPr>
           <w:i/>
           <w:iCs/>
         </w:rPr>
-      </w:pPr>
-      <w:r>
+        <w:t>Căn cứ Quyết định số 46/2025/QĐ-CTUBND ngày 02 tháng 12 năm 2025 của Chủ tịch UBND tỉnh Quảng Ngãi ban hành Quy định về phân cấp thẩm quyền quyết định việc quản lý, sử dụng tài sản công thuộc phạm vi quản lý của tỉnh Quảng Ngãi;</w:t>
+      </w:r>
+    </w:p>
+    <w:p>
+      <w:pPr>
+        <w:widowControl w:val="0"/>
+        <w:spacing w:before="120" w:after="120" w:line="252" w:lineRule="auto"/>
+        <w:ind w:firstLine="720"/>
+        <w:jc w:val="both"/>
         <w:rPr>
           <w:i/>
           <w:iCs/>
         </w:rPr>
-        <w:t>Căn cứ Thông tư số 03/2026/TT-BTC ngày 01 tháng 01 năm 2026 của Bộ trưởng Bộ Tài chính sửa đổi, bổ sung một số điều của Thông tư số 56/2022/TT-BTC ngày 16 tháng 9 năm 2022 của Bộ trưởng Bộ Tài chính hướng dẫn một số nội dung về cơ chế tự chủ tài chính của đơn vị sự nghiệp công lập; xử lý tài sản, tài chính khi tổ chức lại, giải thể đơn vị sự nghiệp công lập;</w:t>
-      </w:r>
-    </w:p>
-    <w:p>
-      <w:pPr>
-        <w:widowControl w:val="0"/>
-        <w:spacing w:before="120" w:after="120" w:line="252" w:lineRule="auto"/>
-        <w:ind w:firstLine="720"/>
-        <w:jc w:val="both"/>
+      </w:pPr>
+      <w:r>
         <w:rPr>
           <w:i/>
           <w:iCs/>
         </w:rPr>
-      </w:pPr>
-      <w:r>
+        <w:t xml:space="preserve">Căn cứ Quyết định số 339/QĐ-UBND ngày 26 tháng 6 năm 2023 của UBND tỉnh Kon Tum tổ chức lại Trường Cao đẳng Cộng đồng Kon Tum, trực thuộc UBND tỉnh Kon Tum; Quyết định số 543/QĐ-UBND ngày 30 tháng 6 năm 2025 của UBND tỉnh Quảng Ngãi chuyển và đổi tên các đơn vị thuộc UBND tỉnh Kon Tum về thuộc UBND tỉnh Quảng Ngãi; Quyết định số 287/QĐ-UBND ngày 29 tháng 4 năm 2026 của UBND tỉnh Quảng Ngãi phê duyệt Đề án sắp xếp tổ chức bên trong thuộc Trường Cao đẳng Kon Tum; </w:t>
+      </w:r>
+    </w:p>
+    <w:p>
+      <w:pPr>
+        <w:widowControl w:val="0"/>
+        <w:spacing w:before="120" w:after="120" w:line="252" w:lineRule="auto"/>
+        <w:ind w:firstLine="720"/>
+        <w:jc w:val="both"/>
         <w:rPr>
           <w:i/>
           <w:iCs/>
         </w:rPr>
-        <w:t>Căn cứ  Thông tư số 238/2016/TT-BTC ngày 11 tháng 11 năm 2016 của Bộ trưởng Bộ Tài chính quy định về giá dịch vụ kiểm định an toàn kỹ thuật và bảo vệ môi trường đối với xe cơ giới, thiết bị và xe máy chuyên dùng đang lưu hành; đánh giá, hiệu chuẩn thiết bị kiểm tra xe cơ giới (hợp nhất tại Văn bản hợp nhất số 08/VBHN-BTC ngày 25 tháng 5 năm 2023);</w:t>
-      </w:r>
-    </w:p>
-    <w:p>
-      <w:pPr>
-        <w:widowControl w:val="0"/>
-        <w:spacing w:before="120" w:after="120" w:line="252" w:lineRule="auto"/>
-        <w:ind w:firstLine="720"/>
-        <w:jc w:val="both"/>
+      </w:pPr>
+      <w:r>
         <w:rPr>
           <w:i/>
           <w:iCs/>
         </w:rPr>
-      </w:pPr>
-      <w:r>
+        <w:t>Căn cứ Quyết định số 30/QĐ-UBND ngày 19 tháng 01 năm 2026 của UBND tỉnh Quảng Ngãi ban hành nhiệm vụ, giải pháp chủ yếu thực hiện Kế hoạch phát triển kinh tế - xã hội năm 2026;</w:t>
+      </w:r>
+    </w:p>
+    <w:p>
+      <w:pPr>
+        <w:widowControl w:val="0"/>
+        <w:spacing w:before="120" w:after="120" w:line="252" w:lineRule="auto"/>
+        <w:ind w:firstLine="720"/>
+        <w:jc w:val="both"/>
         <w:rPr>
           <w:i/>
           <w:iCs/>
         </w:rPr>
-        <w:t>Căn cứ Thông tư số 50/2024/TT-BGTVT ngày 15 tháng 11 năm 2024 của Bộ trưởng Bộ Giao thông vận tải ban hành Quy chuẩn kỹ thuật quốc gia về cơ sở vật chất kỹ thuật và vị trí cơ sở đăng kiểm xe cơ giới, cơ sở kiểm định khí thải xe mô tô, xe gắn máy và Quy chuẩn kỹ thuật quốc gia về cơ sở bảo hành, bảo dưỡng xe cơ giới (QCVN 103:2024/BGTVT - Quy chuẩn kỹ thuật quốc gia về cơ sở vật chất kỹ thuật và vị trí cơ sở đăng kiểm xe cơ giới, cơ sở kiểm định khí thải xe mô tô, xe gắn máy);</w:t>
-      </w:r>
-    </w:p>
-    <w:p>
-      <w:pPr>
-        <w:widowControl w:val="0"/>
-        <w:spacing w:before="120" w:after="120" w:line="252" w:lineRule="auto"/>
-        <w:ind w:firstLine="720"/>
-        <w:jc w:val="both"/>
+      </w:pPr>
+      <w:r>
         <w:rPr>
           <w:i/>
           <w:iCs/>
         </w:rPr>
-      </w:pPr>
-      <w:r>
-        <w:rPr>
-          <w:i/>
-          <w:iCs/>
-        </w:rPr>
-        <w:t>Căn cứ Quyết định số 1671/QĐ-LĐTBXH ngày 24 tháng 10 năm 2017 của Bộ trưởng Bộ Lao động - Thương binh và Xã hội sáp nhập Trường Cao đẳng Kinh tế - Kỹ thuật Kon Tum, Trường Cao đẳng Sư phạm Kon Tum, Trường Trung cấp Y tế Kon Tum, Trường Trung cấp Nghề Kon Tum thành Trường Cao đẳng Cộng đồng Kon Tum; Quyết định số 635/QĐ-LĐTBXH ngày 16 tháng 5 năm 2023 của Bộ trưởng Bộ Lao động - Thương binh và Xã hội đổi tên Trường Cao đẳng Cộng đồng Kon Tum thành Trường Cao đẳng Kon Tum;</w:t>
-      </w:r>
-    </w:p>
-    <w:p>
-      <w:pPr>
-        <w:widowControl w:val="0"/>
-        <w:spacing w:before="120" w:after="120" w:line="252" w:lineRule="auto"/>
-        <w:ind w:firstLine="720"/>
-        <w:jc w:val="both"/>
-        <w:rPr>
-          <w:i/>
-          <w:iCs/>
-        </w:rPr>
-      </w:pPr>
-      <w:r>
-        <w:rPr>
-          <w:i/>
-          <w:iCs/>
-        </w:rPr>
-        <w:t>Căn cứ Quyết định số 46/2025/QĐ-CTUBND ngày 02 tháng 12 năm 2025 của Chủ tịch UBND tỉnh Quảng Ngãi ban hành Quy định về phân cấp thẩm quyền quyết định việc quản lý, sử dụng tài sản công thuộc phạm vi quản lý của tỉnh Quảng Ngãi;</w:t>
-      </w:r>
-    </w:p>
-    <w:p>
-      <w:pPr>
-        <w:widowControl w:val="0"/>
-        <w:spacing w:before="120" w:after="120" w:line="252" w:lineRule="auto"/>
-        <w:ind w:firstLine="720"/>
-        <w:jc w:val="both"/>
-        <w:rPr>
-          <w:i/>
-          <w:iCs/>
-        </w:rPr>
-      </w:pPr>
-      <w:r>
-        <w:rPr>
-          <w:i/>
-          <w:iCs/>
-        </w:rPr>
-        <w:t xml:space="preserve">Căn cứ Quyết định số 339/QĐ-UBND ngày 26 tháng 6 năm 2023 của UBND tỉnh Kon Tum tổ chức lại Trường Cao đẳng Cộng đồng Kon Tum, trực thuộc UBND tỉnh Kon Tum; Quyết định số 543/QĐ-UBND ngày 30 tháng 6 năm 2025 của UBND tỉnh Quảng Ngãi chuyển và đổi tên các đơn vị thuộc UBND tỉnh Kon Tum về thuộc UBND tỉnh Quảng Ngãi; Quyết định số 287/QĐ-UBND ngày 29 tháng 4 năm 2026 của UBND tỉnh Quảng Ngãi phê duyệt Đề án sắp xếp tổ chức bên trong thuộc Trường Cao đẳng Kon Tum; </w:t>
-      </w:r>
-    </w:p>
-    <w:p>
-      <w:pPr>
-        <w:widowControl w:val="0"/>
-        <w:spacing w:before="120" w:after="120" w:line="252" w:lineRule="auto"/>
-        <w:ind w:firstLine="720"/>
-        <w:jc w:val="both"/>
-        <w:rPr>
-          <w:i/>
-          <w:iCs/>
-        </w:rPr>
-      </w:pPr>
-      <w:r>
-        <w:rPr>
-          <w:i/>
-          <w:iCs/>
-        </w:rPr>
-        <w:t>Căn cứ Quyết định số 30/QĐ-UBND ngày 19 tháng 01 năm 2026 của UBND tỉnh Quảng Ngãi ban hành nhiệm vụ, giải pháp chủ yếu thực hiện Kế hoạch phát triển kinh tế - xã hội năm 2026;</w:t>
-      </w:r>
-    </w:p>
-    <w:p>
-      <w:pPr>
-        <w:widowControl w:val="0"/>
-        <w:spacing w:before="120" w:after="120" w:line="252" w:lineRule="auto"/>
-        <w:ind w:firstLine="720"/>
-        <w:jc w:val="both"/>
-        <w:rPr>
-          <w:i/>
-          <w:iCs/>
-        </w:rPr>
-      </w:pPr>
-      <w:r>
-        <w:rPr>
-          <w:i/>
-          <w:iCs/>
-        </w:rPr>
-        <w:t xml:space="preserve">Căn cứ Công văn số 10316/UBND-NC ngày 05 tháng 10 năm 2026 của Ủy ban nhân dân tỉnh về Đề án thành lập Trung tâm Đăng kiểm xe cơ giới trực thuộc Trường Cao đẳng Kon Tum;</w:t>
+        <w:t>Căn cứ Công văn số 10316/UBND-NC ngày 05 tháng 10 năm 2026 của Ủy ban nhân dân tỉnh về Đề án thành lập Trung tâm Đăng kiểm xe cơ giới trực thuộc Trường Cao đẳng Kon Tum;</w:t>
       </w:r>
     </w:p>
     <w:p>
@@ -1644,18 +1579,25 @@
           <w:szCs w:val="24"/>
           <w:lang w:val="nl-NL"/>
         </w:rPr>
-        <w:t xml:space="preserve">(sau đây gọi tắt là Công ty) trực thuộc Trường Cao đẳng Kon Tum quản trị và điều hành, hoạt động theo mô hình doanh nghiệp có vốn góp của Nhà nước (Trường Cao đẳng Kon Tum) nhằm </w:t>
-      </w:r>
-      <w:bookmarkStart w:id="4" w:name="_Hlk49847639"/>
-      <w:r>
-        <w:rPr>
+        <w:t>(sau đây gọi tắt là Công ty) trực thuộc Trường Cao đẳng Kon Tum quản trị và điều hành, hoạt động theo mô hình doanh nghiệp có vốn góp của Nhà nước (Trường Cao đẳng Kon Tum) nhằm khai thác, sử dụng có hiệu quả nguồn nhân lực, cơ sở vật chất, tài sản công hiện có của nhà trường, gắn với hoạt động dịch vụ theo hướng xã hội hóa để tạo nguồn thu sự nghiệp cho nhà trường; đồng thời huy động tiềm năng, nguồn vốn của xã hội đầu tư cho hoạt động kiểm định, khai thác có hiệu quả tài sản công nhằm đáp ứng nhu cầu kiểm định XCG của xã hội, không sử dụng ngân sách nhà nước (NSNN) chi cho đầu tư; tạo điều kiện thuận lợi tối đa cho chủ phương tiện, tạo ra tính cạnh tranh lành mạnh để phát triển lĩnh vực kiểm định XCG trên địa bàn tỉnh.</w:t>
+      </w:r>
+    </w:p>
+    <w:p>
+      <w:pPr>
+        <w:widowControl w:val="0"/>
+        <w:spacing w:before="120" w:after="120" w:line="252" w:lineRule="auto"/>
+        <w:ind w:firstLine="720"/>
+        <w:jc w:val="both"/>
+        <w:rPr>
+          <w:b/>
+          <w:bCs/>
           <w:i/>
           <w:iCs/>
           <w:szCs w:val="24"/>
           <w:lang w:val="nl-NL"/>
         </w:rPr>
-        <w:t>khai thác, sử dụng có hiệu quả nguồn nhân lực, cơ sở vật chất, tài sản công hiện có của nhà trường, gắn với hoạt động dịch vụ theo hướng xã hội hóa để tạo nguồn thu sự nghiệp cho nhà trường</w:t>
-      </w:r>
+      </w:pPr>
+      <w:bookmarkStart w:id="4" w:name="_Hlk49847639"/>
       <w:bookmarkEnd w:id="4"/>
       <w:r>
         <w:rPr>
@@ -1664,34 +1606,7 @@
           <w:szCs w:val="24"/>
           <w:lang w:val="nl-NL"/>
         </w:rPr>
-        <w:t>; đồng thời huy động tiềm năng, nguồn vốn của xã hội đầu tư cho hoạt động kiểm định, khai thác có hiệu quả tài sản công nhằm đáp ứng nhu cầu kiểm định XCG của xã hội, không sử dụng ngân sách nhà nước (NSNN) chi cho đầu tư; tạo điều kiện thuận lợi tối đa cho chủ phương tiện, tạo ra tính cạnh tranh lành mạnh để phát triển lĩnh vực kiểm định XCG trên địa bàn tỉnh.</w:t>
-      </w:r>
-    </w:p>
-    <w:p>
-      <w:pPr>
-        <w:widowControl w:val="0"/>
-        <w:spacing w:before="120" w:after="120" w:line="252" w:lineRule="auto"/>
-        <w:ind w:firstLine="720"/>
-        <w:jc w:val="both"/>
-        <w:rPr>
-          <w:b/>
-          <w:bCs/>
-          <w:i/>
-          <w:iCs/>
-          <w:szCs w:val="24"/>
-          <w:lang w:val="nl-NL"/>
-        </w:rPr>
-      </w:pPr>
-      <w:bookmarkStart w:id="4" w:name="_Hlk49847639"/>
-      <w:bookmarkEnd w:id="4"/>
-      <w:r>
-        <w:rPr>
-          <w:i/>
-          <w:iCs/>
-          <w:szCs w:val="24"/>
-          <w:lang w:val="nl-NL"/>
-        </w:rPr>
-        <w:t xml:space="preserve">Trung tâm gắn trực tiếp với đào tạo ngành, nghề Công nghệ kỹ thuật ô tô của Trường: Là nơi thực hành, thực tập, cập nhật công nghệ kiểm định cho người học và giảng viên; góp phần nâng cao chất lượng đào tạo, gắn đào tạo với thực tiễn và tăng nguồn thu hợp pháp cho nhà trường.</w:t>
+        <w:t>Trung tâm gắn trực tiếp với đào tạo ngành, nghề Công nghệ kỹ thuật ô tô của Trường: Là nơi thực hành, thực tập, cập nhật công nghệ kiểm định cho người học và giảng viên; góp phần nâng cao chất lượng đào tạo, gắn đào tạo với thực tiễn và tăng nguồn thu hợp pháp cho nhà trường.</w:t>
       </w:r>
     </w:p>
     <w:p>
@@ -1755,7 +1670,7 @@
           <w:i/>
           <w:iCs/>
         </w:rPr>
-        <w:t xml:space="preserve">trong tháng 8 năm 2026).</w:t>
+        <w:t>trong tháng 8 năm 2026).</w:t>
       </w:r>
     </w:p>
     <w:p>
@@ -1809,7 +1724,7 @@
         <w:rPr>
           <w:lang w:eastAsia="vi-VN"/>
         </w:rPr>
-        <w:t xml:space="preserve">Ngày 25 tháng 8 năm 2026, nhà trường đã trình Ủy ban nhân dân tỉnh tại Tờ trình số 22/TTr-CĐKT. Trên cơ sở Công văn số 8766/STC-HCSN ngày 24 tháng 9 năm 2026 của Sở Tài chính và Công văn số 10316/UBND-NC ngày 05 tháng 10 năm 2026 của Ủy ban nhân dân tỉnh, nhà trường đã tiếp thu, giải trình ý kiến của các sở, ngành tại Báo cáo số      /BC-CĐKT ngày      tháng      năm 2026; chỉnh lý Đề án (lần 6), theo đó: Bổ sung căn cứ pháp lý; không sử dụng Quỹ phát triển hoạt động sự nghiệp để góp vốn; phân kỳ đầu tư, giai đoạn 1 đầu tư 01 dây chuyền kiểm định tổng hợp; cập nhật yêu cầu của quy chuẩn kỹ thuật quốc gia mới về cơ sở đăng kiểm vào khoản dự phòng; bổ sung các bước vận hành thử, đánh giá sự phù hợp vào lộ trình thực hiện.</w:t>
+        <w:t>Ngày 25 tháng 8 năm 2026, nhà trường đã trình Ủy ban nhân dân tỉnh tại Tờ trình số 22/TTr-CĐKT. Trên cơ sở Công văn số 8766/STC-HCSN ngày 24 tháng 9 năm 2026 của Sở Tài chính và Công văn số 10316/UBND-NC ngày 05 tháng 10 năm 2026 của Ủy ban nhân dân tỉnh, nhà trường đã tiếp thu, giải trình ý kiến của các sở, ngành tại Báo cáo số      /BC-CĐKT ngày      tháng      năm 2026; chỉnh lý Đề án (lần 6), theo đó: Bổ sung căn cứ pháp lý; không sử dụng Quỹ phát triển hoạt động sự nghiệp để góp vốn; phân kỳ đầu tư, giai đoạn 1 đầu tư 01 dây chuyền kiểm định tổng hợp; cập nhật yêu cầu của quy chuẩn kỹ thuật quốc gia mới về cơ sở đăng kiểm vào khoản dự phòng; bổ sung các bước vận hành thử, đánh giá sự phù hợp vào lộ trình thực hiện.</w:t>
       </w:r>
     </w:p>
     <w:p>
@@ -1873,340 +1788,286 @@
         <w:rPr>
           <w:lang w:val="nl-NL"/>
         </w:rPr>
-        <w:t xml:space="preserve"> Thành lập, đưa vào hoạt động Công ty TNHH Đăng kiểm Cao đẳng Kon Tum, là doanh nghiệp được thành lập theo loại hình công ty trách nhiệm hữu hạn hai thành viên trở lên theo Luật Doanh nghiệp; trong đó Trường Cao đẳng Kon Tum </w:t>
-      </w:r>
-      <w:r>
+        <w:t xml:space="preserve"> Thành lập, đưa vào hoạt động Công ty TNHH Đăng kiểm Cao đẳng Kon Tum, là doanh nghiệp được thành lập theo loại hình công ty trách nhiệm hữu hạn hai thành viên trở lên theo Luật Doanh nghiệp; trong đó Trường Cao đẳng Kon Tum tham gia góp vốn bằng tiền theo quy định của pháp luật (không góp vốn bằng quyền sử dụng đất). Công ty đầu tư, quản trị và điều hành hoạt động Trung tâm Đăng kiểm xe cơ giới nhằm k</w:t>
+      </w:r>
+      <w:r>
+        <w:rPr>
+          <w:bCs/>
+          <w:lang w:val="nl-BE"/>
+        </w:rPr>
+        <w:t>hai thác, sử dụng có hiệu quả nguồn nhân lực, cơ sở vật chất hiện có của nhà trường gắn với hoạt động dịch vụ theo hướng xã hội hóa để tạo nguồn thu sự nghiệp cho nhà trường, hướng đến tự chủ tài chính trong hoạt động của Trường; huy động các nguồn lực tài chính trong xã hội, giảm đầu tư công đối với lĩnh vực đăng kiểm XCG tại địa phương; đáp ứng nhu cầu đăng kiểm rất lớn cho chủ phương tiện trên địa bàn phía Tây tỉnh Quảng Ngãi; góp phần giảm thiểu tình trạng người dân, chủ phương tiện phải đưa xe đi đăng kiểm tại các địa phương lân cận.</w:t>
+      </w:r>
+    </w:p>
+    <w:p>
+      <w:pPr>
+        <w:spacing w:before="120" w:after="120" w:line="252" w:lineRule="auto"/>
+        <w:ind w:firstLine="720"/>
+        <w:jc w:val="both"/>
         <w:rPr>
           <w:lang w:val="nl-NL"/>
         </w:rPr>
-        <w:t xml:space="preserve">tham gia góp vốn bằng tiền theo quy định của pháp luật (không góp vốn bằng quyền sử dụng đất)</w:t>
-      </w:r>
-      <w:r>
-        <w:rPr>
+      </w:pPr>
+      <w:r>
+        <w:rPr>
+          <w:b/>
+          <w:bCs/>
           <w:lang w:val="nl-NL"/>
         </w:rPr>
-        <w:t xml:space="preserve">. Công ty đầu tư, quản trị và điều hành hoạt động Trung tâm Đăng kiểm xe cơ giới nhằm k</w:t>
-      </w:r>
-      <w:r>
-        <w:rPr>
-          <w:bCs/>
-          <w:lang w:val="nl-BE"/>
-        </w:rPr>
-        <w:t>hai thác, sử dụng có hiệu quả nguồn nhân lực, cơ sở vật chất hiện có của nhà trường gắn với hoạt động dịch vụ theo hướng xã hội hóa để tạo nguồn thu sự nghiệp cho nhà trường, hướng đến tự chủ tài chính trong hoạt động của Trường; huy động các nguồn lực tài chính trong xã hội, giảm đầu tư công đối với lĩnh vực đăng kiểm XCG tại địa phương; đáp ứng nhu cầu đăng kiểm rất lớn cho chủ phương tiện trên địa bàn phía Tây tỉnh Quảng Ngãi; góp phần giảm thiểu tình trạng người dân, chủ phương tiện phải đưa xe đi đăng kiểm tại các địa phương lân cận.</w:t>
-      </w:r>
-    </w:p>
-    <w:p>
-      <w:pPr>
-        <w:spacing w:before="120" w:after="120" w:line="252" w:lineRule="auto"/>
-        <w:ind w:firstLine="720"/>
-        <w:jc w:val="both"/>
+        <w:t>b) Mục tiêu cụ thể:</w:t>
+      </w:r>
+      <w:r>
         <w:rPr>
           <w:lang w:val="nl-NL"/>
         </w:rPr>
-      </w:pPr>
-      <w:r>
+        <w:t xml:space="preserve"> Thành lập và đưa Công ty TNHH Đăng kiểm Cao đẳng Kon Tum và đơn vị trực thuộc là Trung tâm Đăng kiểm xe cơ giới đi vào hoạt động từ Quý III năm 2028, trong đó tập trung vào các nhiệm vụ chính:</w:t>
+      </w:r>
+    </w:p>
+    <w:p>
+      <w:pPr>
+        <w:spacing w:before="120" w:after="120" w:line="252" w:lineRule="auto"/>
+        <w:ind w:firstLine="720"/>
+        <w:jc w:val="both"/>
+        <w:rPr>
+          <w:lang w:val="nl-NL"/>
+        </w:rPr>
+      </w:pPr>
+      <w:r>
+        <w:rPr>
+          <w:lang w:val="nl-NL"/>
+        </w:rPr>
+        <w:t>- Về pháp lý: Bảo đảm chủ trương, đường lối của Đảng, chính sách, pháp luật của Nhà nước các quy định pháp luật về giáo dục nghề nghiệp, đơn vị sự nghiệp công lập, đầu tư, tài chính công, tài sản công, doanh nghiệp và đăng kiểm; không phát sinh xung đột pháp lý làm cơ sở để UBND tỉnh có đủ căn cứ để phê duyệt chủ trương.</w:t>
+      </w:r>
+    </w:p>
+    <w:p>
+      <w:pPr>
+        <w:spacing w:before="120" w:after="120" w:line="252" w:lineRule="auto"/>
+        <w:ind w:firstLine="720"/>
+        <w:jc w:val="both"/>
+        <w:rPr>
+          <w:lang w:val="nl-NL"/>
+        </w:rPr>
+      </w:pPr>
+      <w:r>
+        <w:rPr>
+          <w:lang w:val="nl-NL"/>
+        </w:rPr>
+        <w:t>- Về thể chế: Hoàn thành các thủ tục thành lập Công ty, lập Dự án đầu tư, ban hành Điều lệ, Quy chế nội bộ Công ty.</w:t>
+      </w:r>
+    </w:p>
+    <w:p>
+      <w:pPr>
+        <w:spacing w:before="120" w:after="120" w:line="252" w:lineRule="auto"/>
+        <w:ind w:firstLine="720"/>
+        <w:jc w:val="both"/>
+        <w:rPr>
+          <w:lang w:val="nl-NL"/>
+        </w:rPr>
+      </w:pPr>
+      <w:r>
+        <w:rPr>
+          <w:lang w:val="nl-NL"/>
+        </w:rPr>
+        <w:t>- Về đầu tư: Chuẩn bị đầy đủ các điều kiện về cơ sở vật chất hiện có của Trường; tổ chức huy động, thu hút nhà đầu tư tham gia đầu tư xây dựng cơ sở vật chất, lắp đặt 01 dây chuyền kiểm định tổng hợp (loại I và loại II, có thiết bị kiểm tra phanh tổng hợp kiểm tra được xe dẫn động bốn bánh toàn thời gian) trong giai đoạn 1, kiểm định được xe con, xe bán tải (pickup), xe tải van, xe điện, xe tải, xe khách; quy mô hoạt động ban đầu tối đa khoảng 48 lượt phương tiện mỗi ngày, hoạt động 26 ngày/tháng, mỗi năm ước đạt khoảng 14.976 lượt phương tiện. Mặt bằng, nhà xưởng được thiết kế cho 02 dây chuyền; dây chuyền thứ hai chỉ đầu tư khi lưu lượng thực tế của dây chuyền giai đoạn 1 đạt từ 90% công suất thiết kế (khoảng 13.480 lượt/năm trên công suất thiết kế 14.976 lượt/năm) trong 2 năm liên tiếp.</w:t>
+      </w:r>
+    </w:p>
+    <w:p>
+      <w:pPr>
+        <w:spacing w:before="120" w:after="120" w:line="252" w:lineRule="auto"/>
+        <w:ind w:firstLine="720"/>
+        <w:jc w:val="both"/>
+        <w:rPr>
+          <w:lang w:val="nl-NL"/>
+        </w:rPr>
+      </w:pPr>
+      <w:r>
+        <w:rPr>
+          <w:lang w:val="nl-NL"/>
+        </w:rPr>
+        <w:t xml:space="preserve">- Về tài chính: </w:t>
+      </w:r>
+      <w:r>
+        <w:rPr>
+          <w:lang w:val="nl-NL"/>
+        </w:rPr>
+        <w:t>Tăng cường công tác quản lý tài chính Công ty, bảo đảm doanh thu, lợi nhuận và thời gian hoàn vốn theo phương án phân kỳ đầu tư: có lãi từ năm thứ 3 hoạt động, thời gian hoàn vốn dự kiến khoảng 8,5 năm.</w:t>
+      </w:r>
+    </w:p>
+    <w:p>
+      <w:pPr>
+        <w:spacing w:before="120" w:after="120" w:line="252" w:lineRule="auto"/>
+        <w:ind w:firstLine="720"/>
+        <w:jc w:val="both"/>
+        <w:rPr>
+          <w:lang w:val="nl-NL"/>
+        </w:rPr>
+      </w:pPr>
+      <w:r>
+        <w:rPr>
+          <w:lang w:val="nl-NL"/>
+        </w:rPr>
+        <w:t>- Về tài sản công: Phần vốn, tài sản công của nhà nước được bảo toàn, không để mất đất, mất tài sản và được khai thác có hiệu quả.</w:t>
+      </w:r>
+    </w:p>
+    <w:p>
+      <w:pPr>
+        <w:spacing w:before="120" w:after="120" w:line="252" w:lineRule="auto"/>
+        <w:ind w:firstLine="720"/>
+        <w:jc w:val="both"/>
+        <w:rPr>
+          <w:lang w:val="nl-NL"/>
+        </w:rPr>
+      </w:pPr>
+      <w:r>
+        <w:rPr>
+          <w:lang w:val="nl-NL"/>
+        </w:rPr>
+        <w:t xml:space="preserve">- Về nhân lực: Đào tạo, bồi dưỡng và phát triển đội ngũ ĐKV, nhân viên phục vụ đối với viên chức hiện có của Trường, tổ chức tuyển dụng bổ sung (hoặc hợp đồng) đội ngũ ĐKV, nhân viên nhằm đáp ứng tiêu chuẩn đơn vị đăng kiểm XCG theo quy định hiện hành. </w:t>
+      </w:r>
+    </w:p>
+    <w:p>
+      <w:pPr>
+        <w:spacing w:before="120" w:after="120" w:line="252" w:lineRule="auto"/>
+        <w:ind w:firstLine="720"/>
+        <w:jc w:val="both"/>
+        <w:rPr>
+          <w:lang w:val="nl-NL"/>
+        </w:rPr>
+      </w:pPr>
+      <w:r>
+        <w:rPr>
+          <w:lang w:val="nl-NL"/>
+        </w:rPr>
+        <w:t>- Về quản trị: Phân định rõ quyền, trách nhiệm và cơ chế kiểm soát gắn với giải trình của nhà trường, Hội đồng thành viên, Giám đốc, Kiểm soát viên ngay từ khi thành lập và đi vào hoạt động.</w:t>
+      </w:r>
+    </w:p>
+    <w:p>
+      <w:pPr>
+        <w:spacing w:before="120" w:after="120" w:line="252" w:lineRule="auto"/>
+        <w:ind w:firstLine="720"/>
+        <w:jc w:val="both"/>
+        <w:rPr>
+          <w:lang w:val="nl-NL"/>
+        </w:rPr>
+      </w:pPr>
+      <w:r>
+        <w:rPr>
+          <w:lang w:val="nl-NL"/>
+        </w:rPr>
+        <w:t>- Về rủi ro: Giảm thiểu rủi ro, không để xảy ra rủi ro pháp lý hoặc tài chính mức "rất cao" trong 3 năm đầu vận hành.</w:t>
+      </w:r>
+    </w:p>
+    <w:p>
+      <w:pPr>
+        <w:spacing w:before="120" w:after="120" w:line="252" w:lineRule="auto"/>
+        <w:ind w:firstLine="720"/>
+        <w:jc w:val="both"/>
+        <w:rPr>
+          <w:lang w:val="nl-NL"/>
+        </w:rPr>
+      </w:pPr>
+      <w:r>
+        <w:rPr>
+          <w:lang w:val="nl-NL"/>
+        </w:rPr>
+        <w:t>- Về mở rộng và phát triển: Quản lý, duy trì hoạt động, vận hành khai thác tiềm năng nhằm bảo đảm hoạt động đăng kiểm được thường xuyên, liên tục đáp ứng nhu cầu đăng kiểm trên địa bàn tỉnh. Cung cấp chất lượng dịch vụ tốt nhất, bảo đảm theo tiến độ, yêu cầu và sự hài lòng khách hàng tạo sự cạnh tranh lành mạnh với các cơ sở đăng kiểm trên địa bàn tỉnh và các tỉnh lân cận.</w:t>
+      </w:r>
+    </w:p>
+    <w:p>
+      <w:pPr>
+        <w:spacing w:before="120" w:after="120" w:line="252" w:lineRule="auto"/>
+        <w:ind w:firstLine="720"/>
+        <w:jc w:val="both"/>
         <w:rPr>
           <w:b/>
           <w:bCs/>
           <w:lang w:val="nl-NL"/>
         </w:rPr>
-        <w:t>b) Mục tiêu cụ thể:</w:t>
-      </w:r>
-      <w:r>
-        <w:rPr>
+      </w:pPr>
+      <w:r>
+        <w:rPr>
+          <w:b/>
+          <w:bCs/>
           <w:lang w:val="nl-NL"/>
         </w:rPr>
-        <w:t xml:space="preserve"> Thành lập và đưa Công ty TNHH Đăng kiểm Cao đẳng Kon Tum và đơn vị trực thuộc là Trung tâm Đăng kiểm xe cơ giới đi vào hoạt động </w:t>
-      </w:r>
-      <w:r>
-        <w:rPr>
-          <w:lang w:val="nl-NL"/>
-        </w:rPr>
-        <w:t xml:space="preserve">từ Quý III năm 2028</w:t>
-      </w:r>
-      <w:r>
-        <w:rPr>
-          <w:lang w:val="nl-NL"/>
-        </w:rPr>
-        <w:t xml:space="preserve">, trong đó tập trung vào các nhiệm vụ chính:</w:t>
-      </w:r>
-    </w:p>
-    <w:p>
-      <w:pPr>
-        <w:spacing w:before="120" w:after="120" w:line="252" w:lineRule="auto"/>
-        <w:ind w:firstLine="720"/>
-        <w:jc w:val="both"/>
-        <w:rPr>
-          <w:lang w:val="nl-NL"/>
-        </w:rPr>
-      </w:pPr>
-      <w:r>
-        <w:rPr>
-          <w:lang w:val="nl-NL"/>
-        </w:rPr>
-        <w:t>- Về pháp lý: Bảo đảm chủ trương, đường lối của Đảng, chính sách, pháp luật của Nhà nước các quy định pháp luật về giáo dục nghề nghiệp, đơn vị sự nghiệp công lập, đầu tư, tài chính công, tài sản công, doanh nghiệp và đăng kiểm; không phát sinh xung đột pháp lý làm cơ sở để UBND tỉnh có đủ căn cứ để phê duyệt chủ trương.</w:t>
-      </w:r>
-    </w:p>
-    <w:p>
-      <w:pPr>
-        <w:spacing w:before="120" w:after="120" w:line="252" w:lineRule="auto"/>
-        <w:ind w:firstLine="720"/>
-        <w:jc w:val="both"/>
-        <w:rPr>
-          <w:lang w:val="nl-NL"/>
-        </w:rPr>
-      </w:pPr>
-      <w:r>
-        <w:rPr>
-          <w:lang w:val="nl-NL"/>
-        </w:rPr>
-        <w:t>- Về thể chế: Hoàn thành các thủ tục thành lập Công ty, lập Dự án đầu tư, ban hành Điều lệ, Quy chế nội bộ Công ty.</w:t>
-      </w:r>
-    </w:p>
-    <w:p>
-      <w:pPr>
-        <w:spacing w:before="120" w:after="120" w:line="252" w:lineRule="auto"/>
-        <w:ind w:firstLine="720"/>
-        <w:jc w:val="both"/>
-        <w:rPr>
-          <w:lang w:val="nl-NL"/>
-        </w:rPr>
-      </w:pPr>
-      <w:r>
-        <w:rPr>
-          <w:lang w:val="nl-NL"/>
-        </w:rPr>
-        <w:t xml:space="preserve">- Về đầu tư: Chuẩn bị đầy đủ các điều kiện về cơ sở vật chất hiện có của Trường; tổ chức huy động, thu hút nhà đầu tư tham gia đầu tư xây dựng cơ sở vật chất, </w:t>
-      </w:r>
-      <w:r>
-        <w:rPr>
-          <w:lang w:val="nl-NL"/>
-        </w:rPr>
-        <w:t xml:space="preserve">lắp đặt 01 dây chuyền kiểm định tổng hợp (loại I và loại II, có thiết bị kiểm tra phanh tổng hợp kiểm tra được xe dẫn động bốn bánh toàn thời gian) trong giai đoạn 1, kiểm định được xe con, xe bán tải (pickup), xe tải van, xe điện, xe tải, xe khách; quy mô hoạt động ban đầu tối đa khoảng 48 lượt phương tiện mỗi ngày, hoạt động 26 ngày/tháng, mỗi năm ước đạt khoảng 14.976 lượt phương tiện. Mặt bằng, nhà xưởng được thiết kế cho 02 dây chuyền; dây chuyền thứ hai chỉ đầu tư khi lưu lượng thực tế của dây chuyền giai đoạn 1 </w:t>
-      </w:r>
-      <w:r>
-        <w:rPr>
-          <w:lang w:val="nl-NL"/>
-        </w:rPr>
-        <w:t xml:space="preserve">đạt từ 90% công suất thiết kế (khoảng 13.480 lượt/năm trên công suất thiết kế 14.976 lượt/năm)</w:t>
-      </w:r>
-      <w:r>
-        <w:rPr>
-          <w:lang w:val="nl-NL"/>
-        </w:rPr>
-        <w:t xml:space="preserve"> trong 2 năm liên tiếp.</w:t>
-      </w:r>
-    </w:p>
-    <w:p>
-      <w:pPr>
-        <w:spacing w:before="120" w:after="120" w:line="252" w:lineRule="auto"/>
-        <w:ind w:firstLine="720"/>
-        <w:jc w:val="both"/>
-        <w:rPr>
-          <w:lang w:val="nl-NL"/>
-        </w:rPr>
-      </w:pPr>
-      <w:r>
-        <w:rPr>
-          <w:lang w:val="nl-NL"/>
-        </w:rPr>
-        <w:t xml:space="preserve">- Về tài chính: </w:t>
-      </w:r>
-      <w:r>
-        <w:rPr>
-          <w:lang w:val="nl-NL"/>
-        </w:rPr>
-        <w:t xml:space="preserve">Tăng cường công tác quản lý tài chính Công ty, </w:t>
-      </w:r>
-      <w:r>
-        <w:rPr>
-          <w:lang w:val="nl-NL"/>
-        </w:rPr>
-        <w:t xml:space="preserve">bảo đảm doanh thu, lợi nhuận và thời gian hoàn vốn theo phương án phân kỳ đầu tư: có lãi từ năm thứ 3 hoạt động, thời gian hoàn vốn dự kiến khoảng 8,5 năm</w:t>
-      </w:r>
-      <w:r>
-        <w:rPr>
-          <w:lang w:val="nl-NL"/>
-        </w:rPr>
-        <w:t xml:space="preserve">.</w:t>
-      </w:r>
-    </w:p>
-    <w:p>
-      <w:pPr>
-        <w:spacing w:before="120" w:after="120" w:line="252" w:lineRule="auto"/>
-        <w:ind w:firstLine="720"/>
-        <w:jc w:val="both"/>
-        <w:rPr>
-          <w:lang w:val="nl-NL"/>
-        </w:rPr>
-      </w:pPr>
-      <w:r>
-        <w:rPr>
-          <w:lang w:val="nl-NL"/>
-        </w:rPr>
-        <w:t>- Về tài sản công: Phần vốn, tài sản công của nhà nước được bảo toàn, không để mất đất, mất tài sản và được khai thác có hiệu quả.</w:t>
-      </w:r>
-    </w:p>
-    <w:p>
-      <w:pPr>
-        <w:spacing w:before="120" w:after="120" w:line="252" w:lineRule="auto"/>
-        <w:ind w:firstLine="720"/>
-        <w:jc w:val="both"/>
-        <w:rPr>
-          <w:lang w:val="nl-NL"/>
-        </w:rPr>
-      </w:pPr>
-      <w:r>
-        <w:rPr>
-          <w:lang w:val="nl-NL"/>
-        </w:rPr>
-        <w:t xml:space="preserve">- Về nhân lực: Đào tạo, bồi dưỡng và phát triển đội ngũ ĐKV, nhân viên phục vụ đối với viên chức hiện có của Trường, tổ chức tuyển dụng bổ sung (hoặc hợp đồng) đội ngũ ĐKV, nhân viên nhằm đáp ứng tiêu chuẩn đơn vị đăng kiểm XCG theo quy định hiện hành. </w:t>
-      </w:r>
-    </w:p>
-    <w:p>
-      <w:pPr>
-        <w:spacing w:before="120" w:after="120" w:line="252" w:lineRule="auto"/>
-        <w:ind w:firstLine="720"/>
-        <w:jc w:val="both"/>
-        <w:rPr>
-          <w:lang w:val="nl-NL"/>
-        </w:rPr>
-      </w:pPr>
-      <w:r>
-        <w:rPr>
-          <w:lang w:val="nl-NL"/>
-        </w:rPr>
-        <w:t>- Về quản trị: Phân định rõ quyền, trách nhiệm và cơ chế kiểm soát gắn với giải trình của nhà trường, Hội đồng thành viên, Giám đốc, Kiểm soát viên ngay từ khi thành lập và đi vào hoạt động.</w:t>
-      </w:r>
-    </w:p>
-    <w:p>
-      <w:pPr>
-        <w:spacing w:before="120" w:after="120" w:line="252" w:lineRule="auto"/>
-        <w:ind w:firstLine="720"/>
-        <w:jc w:val="both"/>
-        <w:rPr>
-          <w:lang w:val="nl-NL"/>
-        </w:rPr>
-      </w:pPr>
-      <w:r>
-        <w:rPr>
-          <w:lang w:val="nl-NL"/>
-        </w:rPr>
-        <w:t>- Về rủi ro: Giảm thiểu rủi ro, không để xảy ra rủi ro pháp lý hoặc tài chính mức "rất cao" trong 3 năm đầu vận hành.</w:t>
-      </w:r>
-    </w:p>
-    <w:p>
-      <w:pPr>
-        <w:spacing w:before="120" w:after="120" w:line="252" w:lineRule="auto"/>
-        <w:ind w:firstLine="720"/>
-        <w:jc w:val="both"/>
-        <w:rPr>
-          <w:lang w:val="nl-NL"/>
-        </w:rPr>
-      </w:pPr>
-      <w:r>
-        <w:rPr>
-          <w:lang w:val="nl-NL"/>
-        </w:rPr>
-        <w:t>- Về mở rộng và phát triển: Quản lý, duy trì hoạt động, vận hành khai thác tiềm năng nhằm bảo đảm hoạt động đăng kiểm được thường xuyên, liên tục đáp ứng nhu cầu đăng kiểm trên địa bàn tỉnh. Cung cấp chất lượng dịch vụ tốt nhất, bảo đảm theo tiến độ, yêu cầu và sự hài lòng khách hàng tạo sự cạnh tranh lành mạnh với các cơ sở đăng kiểm trên địa bàn tỉnh và các tỉnh lân cận.</w:t>
-      </w:r>
-    </w:p>
-    <w:p>
-      <w:pPr>
+        <w:t xml:space="preserve">2. Thông tin chung về doanh nghiệp dự kiến và cơ sở đăng kiểm </w:t>
+      </w:r>
+    </w:p>
+    <w:p>
+      <w:pPr>
+        <w:widowControl w:val="0"/>
+        <w:spacing w:before="120" w:after="120" w:line="252" w:lineRule="auto"/>
+        <w:ind w:firstLine="720"/>
+        <w:jc w:val="both"/>
+        <w:rPr>
+          <w:bCs/>
+          <w:szCs w:val="24"/>
+          <w:lang w:val="nl-BE"/>
+        </w:rPr>
+      </w:pPr>
+      <w:r>
+        <w:rPr>
+          <w:bCs/>
+          <w:szCs w:val="24"/>
+          <w:lang w:val="nl-BE"/>
+        </w:rPr>
+        <w:t xml:space="preserve">a) Tên đầy đủ: </w:t>
+      </w:r>
+    </w:p>
+    <w:p>
+      <w:pPr>
+        <w:widowControl w:val="0"/>
         <w:spacing w:before="120" w:after="120" w:line="252" w:lineRule="auto"/>
         <w:ind w:firstLine="720"/>
         <w:jc w:val="both"/>
         <w:rPr>
           <w:b/>
-          <w:bCs/>
-          <w:lang w:val="nl-NL"/>
-        </w:rPr>
-      </w:pPr>
+          <w:szCs w:val="24"/>
+          <w:lang w:val="nl-BE"/>
+        </w:rPr>
+      </w:pPr>
+      <w:r>
+        <w:rPr>
+          <w:bCs/>
+          <w:szCs w:val="24"/>
+          <w:lang w:val="nl-BE"/>
+        </w:rPr>
+        <w:t xml:space="preserve">Tên công ty quản trị, điều hành: </w:t>
+      </w:r>
       <w:r>
         <w:rPr>
           <w:b/>
-          <w:bCs/>
-          <w:lang w:val="nl-NL"/>
-        </w:rPr>
-        <w:t xml:space="preserve">2. Thông tin chung về doanh nghiệp dự kiến và cơ sở đăng kiểm </w:t>
-      </w:r>
-    </w:p>
-    <w:p>
-      <w:pPr>
-        <w:widowControl w:val="0"/>
-        <w:spacing w:before="120" w:after="120" w:line="252" w:lineRule="auto"/>
-        <w:ind w:firstLine="720"/>
-        <w:jc w:val="both"/>
-        <w:rPr>
-          <w:bCs/>
-          <w:szCs w:val="24"/>
-          <w:lang w:val="nl-BE"/>
-        </w:rPr>
-      </w:pPr>
-      <w:r>
-        <w:rPr>
-          <w:bCs/>
-          <w:szCs w:val="24"/>
-          <w:lang w:val="nl-BE"/>
-        </w:rPr>
-        <w:t xml:space="preserve">a) Tên đầy đủ: </w:t>
-      </w:r>
-    </w:p>
-    <w:p>
-      <w:pPr>
-        <w:widowControl w:val="0"/>
-        <w:spacing w:before="120" w:after="120" w:line="252" w:lineRule="auto"/>
-        <w:ind w:firstLine="720"/>
-        <w:jc w:val="both"/>
+          <w:szCs w:val="24"/>
+          <w:lang w:val="nl-BE"/>
+        </w:rPr>
+        <w:t>Công ty TNHH Đăng kiểm Cao đẳng Kon Tum</w:t>
+      </w:r>
+    </w:p>
+    <w:p>
+      <w:pPr>
+        <w:widowControl w:val="0"/>
+        <w:spacing w:before="120" w:after="120" w:line="252" w:lineRule="auto"/>
+        <w:ind w:firstLine="720"/>
+        <w:jc w:val="both"/>
+        <w:rPr>
+          <w:bCs/>
+          <w:szCs w:val="24"/>
+          <w:lang w:val="nl-BE"/>
+        </w:rPr>
+      </w:pPr>
+      <w:r>
+        <w:rPr>
+          <w:bCs/>
+          <w:szCs w:val="24"/>
+          <w:lang w:val="nl-BE"/>
+        </w:rPr>
+        <w:t xml:space="preserve">Tên cơ sở đăng kiểm: </w:t>
+      </w:r>
+      <w:r>
         <w:rPr>
           <w:b/>
           <w:szCs w:val="24"/>
           <w:lang w:val="nl-BE"/>
         </w:rPr>
-      </w:pPr>
-      <w:r>
-        <w:rPr>
-          <w:bCs/>
-          <w:szCs w:val="24"/>
-          <w:lang w:val="nl-BE"/>
-        </w:rPr>
-        <w:t xml:space="preserve">Tên công ty quản trị, điều hành: </w:t>
-      </w:r>
-      <w:r>
-        <w:rPr>
-          <w:b/>
-          <w:szCs w:val="24"/>
-          <w:lang w:val="nl-BE"/>
-        </w:rPr>
-        <w:t>Công ty TNHH Đăng kiểm Cao đẳng Kon Tum</w:t>
-      </w:r>
-    </w:p>
-    <w:p>
-      <w:pPr>
-        <w:widowControl w:val="0"/>
-        <w:spacing w:before="120" w:after="120" w:line="252" w:lineRule="auto"/>
-        <w:ind w:firstLine="720"/>
-        <w:jc w:val="both"/>
-        <w:rPr>
-          <w:bCs/>
-          <w:szCs w:val="24"/>
-          <w:lang w:val="nl-BE"/>
-        </w:rPr>
-      </w:pPr>
-      <w:r>
-        <w:rPr>
-          <w:bCs/>
-          <w:szCs w:val="24"/>
-          <w:lang w:val="nl-BE"/>
-        </w:rPr>
-        <w:t xml:space="preserve">Tên cơ sở đăng kiểm: </w:t>
-      </w:r>
-      <w:r>
-        <w:rPr>
-          <w:b/>
-          <w:szCs w:val="24"/>
-          <w:lang w:val="nl-BE"/>
-        </w:rPr>
         <w:t>Trung tâm Đăng kiểm xe cơ giới</w:t>
       </w:r>
       <w:r>
@@ -2282,19 +2143,7 @@
         <w:rPr>
           <w:lang w:val="nl-BE"/>
         </w:rPr>
-        <w:t xml:space="preserve">Công ty trách nhiệm hữu hạn hai thành viên trở lên theo Luật Doanh nghiệp ngày 17 tháng 6 năm 2020</w:t>
-      </w:r>
-      <w:r>
-        <w:rPr>
-          <w:lang w:val="nl-BE"/>
-        </w:rPr>
-        <w:t xml:space="preserve"> (hợp nhất tại Văn bản hợp nhất số 67/VBHN-VPQH ngày 15 tháng 8 năm 2025)</w:t>
-      </w:r>
-      <w:r>
-        <w:rPr>
-          <w:lang w:val="nl-BE"/>
-        </w:rPr>
-        <w:t xml:space="preserve">.</w:t>
+        <w:t>Công ty trách nhiệm hữu hạn hai thành viên trở lên theo Luật Doanh nghiệp ngày 17 tháng 6 năm 2020 (hợp nhất tại Văn bản hợp nhất số 67/VBHN-VPQH ngày 15 tháng 8 năm 2025).</w:t>
       </w:r>
     </w:p>
     <w:p>
@@ -2342,7 +2191,7 @@
           <w:szCs w:val="24"/>
           <w:lang w:val="nl-BE"/>
         </w:rPr>
-        <w:t xml:space="preserve">20.456,50 triệu đồng (bằng chữ: Hai mươi tỷ, bốn trăm năm mươi sáu triệu, năm trăm nghìn đồng)</w:t>
+        <w:t>20.456,50 triệu đồng (bằng chữ: Hai mươi tỷ, bốn trăm năm mươi sáu triệu, năm trăm nghìn đồng)</w:t>
       </w:r>
     </w:p>
     <w:p>
@@ -2525,7 +2374,7 @@
           <w:szCs w:val="24"/>
           <w:lang w:val="nl-BE"/>
         </w:rPr>
-        <w:t xml:space="preserve">e) Cơ chế quản lý phần vốn góp của Trường: Thực hiện theo hướng dẫn của Bộ Tài chính, Bộ Nội vụ (quản lý theo pháp luật về quản lý, sử dụng tài sản công hoặc theo pháp luật về quản lý và đầu tư vốn nhà nước tại doanh nghiệp, trong đó Ủy ban nhân dân tỉnh thực hiện quyền của cơ quan đại diện chủ sở hữu).</w:t>
+        <w:t>e) Cơ chế quản lý phần vốn góp của Trường: Thực hiện theo hướng dẫn của Bộ Tài chính, Bộ Nội vụ (quản lý theo pháp luật về quản lý, sử dụng tài sản công hoặc theo pháp luật về quản lý và đầu tư vốn nhà nước tại doanh nghiệp, trong đó Ủy ban nhân dân tỉnh thực hiện quyền của cơ quan đại diện chủ sở hữu).</w:t>
       </w:r>
     </w:p>
     <w:p>
@@ -2803,7 +2652,7 @@
                 <w:b/>
                 <w:bCs/>
               </w:rPr>
-              <w:t xml:space="preserve">10.432,82</w:t>
+              <w:t>10.432,82</w:t>
             </w:r>
           </w:p>
         </w:tc>
@@ -2880,7 +2729,7 @@
               <w:rPr>
                 <w:rFonts w:eastAsia="Calibri"/>
               </w:rPr>
-              <w:t xml:space="preserve">Tiền từ nguồn thu hoạt động sự nghiệp và các nguồn tài chính hợp pháp khác của Trường; vốn vay chỉ sử dụng khi được cơ quan có thẩm quyền hướng dẫn, chấp thuận</w:t>
+              <w:t>Tiền từ nguồn thu hoạt động sự nghiệp và các nguồn tài chính hợp pháp khác của Trường; vốn vay chỉ sử dụng khi được cơ quan có thẩm quyền hướng dẫn, chấp thuận</w:t>
             </w:r>
           </w:p>
         </w:tc>
@@ -2924,7 +2773,7 @@
               </w:rPr>
             </w:pPr>
             <w:r>
-              <w:t xml:space="preserve">10.432,82</w:t>
+              <w:t>10.432,82</w:t>
             </w:r>
           </w:p>
         </w:tc>
@@ -3052,7 +2901,7 @@
                 <w:b/>
                 <w:bCs/>
               </w:rPr>
-              <w:t xml:space="preserve">10.023,68</w:t>
+              <w:t>10.023,68</w:t>
             </w:r>
           </w:p>
         </w:tc>
@@ -3163,7 +3012,7 @@
                 <w:b/>
                 <w:bCs/>
               </w:rPr>
-              <w:t xml:space="preserve">20.456,50</w:t>
+              <w:t>20.456,50</w:t>
             </w:r>
           </w:p>
         </w:tc>
@@ -3268,35 +3117,7 @@
           <w:szCs w:val="24"/>
           <w:lang w:val="nl-BE"/>
         </w:rPr>
-        <w:t xml:space="preserve">a) Công ty TNHH Đăng kiểm Cao đẳng Kon Tum: Là doanh nghiệp được thành lập theo loại hình công ty trách nhiệm hữu hạn hai thành viên trở lên theo Luật Doanh nghiệp ngày 17 tháng 6 năm 2020</w:t>
-      </w:r>
-      <w:r>
-        <w:rPr>
-          <w:szCs w:val="24"/>
-          <w:lang w:val="nl-BE"/>
-        </w:rPr>
-        <w:t xml:space="preserve"> (hợp nhất tại Văn bản hợp nhất số 67/VBHN-VPQH ngày 15 tháng 8 năm 2025)</w:t>
-      </w:r>
-      <w:r>
-        <w:rPr>
-          <w:szCs w:val="24"/>
-          <w:lang w:val="nl-BE"/>
-        </w:rPr>
-        <w:t xml:space="preserve">; trong đó Trường Cao đẳng Kon Tum </w:t>
-      </w:r>
-      <w:r>
-        <w:rPr>
-          <w:szCs w:val="24"/>
-          <w:lang w:val="nl-BE"/>
-        </w:rPr>
-        <w:t xml:space="preserve">tham gia góp vốn bằng tiền theo quy định của pháp luật (không góp vốn bằng quyền sử dụng đất)</w:t>
-      </w:r>
-      <w:r>
-        <w:rPr>
-          <w:szCs w:val="24"/>
-          <w:lang w:val="nl-BE"/>
-        </w:rPr>
-        <w:t xml:space="preserve">. Công ty là pháp nhân độc lập, tự chủ trong hoạt động sản xuất, kinh doanh và chịu trách nhiệm trước pháp luật về toàn bộ hoạt động của mình.</w:t>
+        <w:t>a) Công ty TNHH Đăng kiểm Cao đẳng Kon Tum: Là doanh nghiệp được thành lập theo loại hình công ty trách nhiệm hữu hạn hai thành viên trở lên theo Luật Doanh nghiệp ngày 17 tháng 6 năm 2020 (hợp nhất tại Văn bản hợp nhất số 67/VBHN-VPQH ngày 15 tháng 8 năm 2025); trong đó Trường Cao đẳng Kon Tum tham gia góp vốn bằng tiền theo quy định của pháp luật (không góp vốn bằng quyền sử dụng đất). Công ty là pháp nhân độc lập, tự chủ trong hoạt động sản xuất, kinh doanh và chịu trách nhiệm trước pháp luật về toàn bộ hoạt động của mình.</w:t>
       </w:r>
     </w:p>
     <w:p>
@@ -3492,21 +3313,7 @@
           <w:szCs w:val="24"/>
           <w:lang w:val="nl-BE"/>
         </w:rPr>
-        <w:t xml:space="preserve">- </w:t>
-      </w:r>
-      <w:r>
-        <w:rPr>
-          <w:szCs w:val="24"/>
-          <w:lang w:val="nl-BE"/>
-        </w:rPr>
-        <w:t xml:space="preserve">Xây dựng, áp dụng hệ thống quản lý chất lượng theo nguyên tắc của TCVN ISO/IEC 17020:2012; cơ sở đăng kiểm được tổ chức đánh giá sự phù hợp được chỉ định đánh giá, chứng nhận phù hợp quy chuẩn kỹ thuật quốc gia về cơ sở đăng kiểm trước khi đưa vào hoạt động</w:t>
-      </w:r>
-      <w:r>
-        <w:rPr>
-          <w:szCs w:val="24"/>
-          <w:lang w:val="nl-BE"/>
-        </w:rPr>
-        <w:t xml:space="preserve">;</w:t>
+        <w:t>- Xây dựng, áp dụng hệ thống quản lý chất lượng theo nguyên tắc của TCVN ISO/IEC 17020:2012; cơ sở đăng kiểm được tổ chức đánh giá sự phù hợp được chỉ định đánh giá, chứng nhận phù hợp quy chuẩn kỹ thuật quốc gia về cơ sở đăng kiểm trước khi đưa vào hoạt động;</w:t>
       </w:r>
     </w:p>
     <w:p>
@@ -3544,21 +3351,7 @@
           <w:szCs w:val="24"/>
           <w:lang w:val="nl-BE"/>
         </w:rPr>
-        <w:t xml:space="preserve">- </w:t>
-      </w:r>
-      <w:r>
-        <w:rPr>
-          <w:szCs w:val="24"/>
-          <w:lang w:val="nl-BE"/>
-        </w:rPr>
-        <w:t xml:space="preserve">Thực hiện các nhiệm vụ khác theo nghị quyết, quyết định của Hội đồng thành viên, theo hợp đồng ký với Trường Cao đẳng Kon Tum và theo yêu cầu của cơ quan nhà nước có thẩm quyền.</w:t>
-      </w:r>
-      <w:r>
-        <w:rPr>
-          <w:szCs w:val="24"/>
-          <w:lang w:val="nl-BE"/>
-        </w:rPr>
-        <w:t xml:space="preserve"> </w:t>
+        <w:t xml:space="preserve">- Thực hiện các nhiệm vụ khác theo nghị quyết, quyết định của Hội đồng thành viên, theo hợp đồng ký với Trường Cao đẳng Kon Tum và theo yêu cầu của cơ quan nhà nước có thẩm quyền. </w:t>
       </w:r>
     </w:p>
     <w:p>
@@ -3842,13 +3635,7 @@
         <w:t xml:space="preserve">Mô hình quản trị: </w:t>
       </w:r>
       <w:r>
-        <w:t xml:space="preserve">Doanh nghiệp được tổ chức theo mô hình bốn tầng quản trị, phân định rõ quyền hạn, trách nhiệm và cơ chế phối hợp giữa các cấp theo Luật Doanh nghiệp ngày 17 tháng 6 năm 2020</w:t>
-      </w:r>
-      <w:r>
-        <w:t xml:space="preserve"> (hợp nhất tại Văn bản hợp nhất số 67/VBHN-VPQH ngày 15 tháng 8 năm 2025)</w:t>
-      </w:r>
-      <w:r>
-        <w:t xml:space="preserve">, gồm: Hội đồng thành viên, Giám đốc, Kiểm soát viên, Người đại diện theo pháp luật, các bộ phận tác nghiệp.</w:t>
+        <w:t>Doanh nghiệp được tổ chức theo mô hình bốn tầng quản trị, phân định rõ quyền hạn, trách nhiệm và cơ chế phối hợp giữa các cấp theo Luật Doanh nghiệp ngày 17 tháng 6 năm 2020 (hợp nhất tại Văn bản hợp nhất số 67/VBHN-VPQH ngày 15 tháng 8 năm 2025), gồm: Hội đồng thành viên, Giám đốc, Kiểm soát viên, Người đại diện theo pháp luật, các bộ phận tác nghiệp.</w:t>
       </w:r>
     </w:p>
     <w:p>
@@ -4023,21 +3810,7 @@
           <w:szCs w:val="24"/>
           <w:lang w:val="nl-BE"/>
         </w:rPr>
-        <w:t xml:space="preserve">a) Về nhân sự, số người làm việc: </w:t>
-      </w:r>
-      <w:r>
-        <w:rPr>
-          <w:szCs w:val="24"/>
-          <w:lang w:val="nl-BE"/>
-        </w:rPr>
-        <w:t xml:space="preserve">Tối thiểu 11 người làm việc tác nghiệp trong giai đoạn 1 (không tính thành viên Hội đồng thành viên, người đại diện phần vốn, Kiểm soát viên)</w:t>
-      </w:r>
-      <w:r>
-        <w:rPr>
-          <w:szCs w:val="24"/>
-          <w:lang w:val="nl-BE"/>
-        </w:rPr>
-        <w:t xml:space="preserve"> (01 dây chuyền), trong đó:</w:t>
+        <w:t>a) Về nhân sự, số người làm việc: Tối thiểu 11 người làm việc tác nghiệp trong giai đoạn 1 (không tính thành viên Hội đồng thành viên, người đại diện phần vốn, Kiểm soát viên) (01 dây chuyền), trong đó:</w:t>
       </w:r>
     </w:p>
     <w:p>
@@ -4090,14 +3863,7 @@
           <w:szCs w:val="24"/>
           <w:lang w:val="nl-BE"/>
         </w:rPr>
-        <w:t xml:space="preserve">- Số lượng người làm việc theo chế độ hợp đồng: </w:t>
-      </w:r>
-      <w:r>
-        <w:rPr>
-          <w:szCs w:val="24"/>
-          <w:lang w:val="nl-BE"/>
-        </w:rPr>
-        <w:t xml:space="preserve">Từ 09 người trở lên.</w:t>
+        <w:t>- Số lượng người làm việc theo chế độ hợp đồng: Từ 09 người trở lên.</w:t>
       </w:r>
     </w:p>
     <w:p>
@@ -4226,35 +3992,45 @@
           <w:szCs w:val="24"/>
           <w:lang w:val="nl-NL"/>
         </w:rPr>
-        <w:t xml:space="preserve">a) Công ty thực hiện chế độ kế toán doanh nghiệp theo Luật Kế toán ngày 20 tháng 11 năm 2015</w:t>
-      </w:r>
-      <w:r>
+        <w:t>a) Công ty thực hiện chế độ kế toán doanh nghiệp theo Luật Kế toán ngày 20 tháng 11 năm 2015 (hợp nhất tại Văn bản hợp nhất số 41/VBHN-VPQH ngày 16 tháng 3 năm 2026) và chế độ kế toán doanh nghiệp hiện hành; tự chủ, tự chịu trách nhiệm về tài chính theo Luật Doanh nghiệp ngày 17 tháng 6 năm 2020 (hợp nhất tại Văn bản hợp nhất số 67/VBHN-VPQH ngày 15 tháng 8 năm 2025); thực hiện đầy đủ nghĩa vụ thuế (thuế giá trị gia tăng, thuế thu nhập doanh nghiệp và các nghĩa vụ khác) theo pháp luật về thuế áp dụng cho doanh nghiệp.</w:t>
+      </w:r>
+    </w:p>
+    <w:p>
+      <w:pPr>
+        <w:widowControl w:val="0"/>
+        <w:spacing w:before="120" w:after="120" w:line="252" w:lineRule="auto"/>
+        <w:ind w:firstLine="720"/>
+        <w:jc w:val="both"/>
         <w:rPr>
           <w:szCs w:val="24"/>
           <w:lang w:val="nl-NL"/>
         </w:rPr>
-        <w:t xml:space="preserve"> (hợp nhất tại Văn bản hợp nhất số 41/VBHN-VPQH ngày 16 tháng 3 năm 2026)</w:t>
-      </w:r>
+      </w:pPr>
       <w:r>
         <w:rPr>
           <w:szCs w:val="24"/>
           <w:lang w:val="nl-NL"/>
         </w:rPr>
-        <w:t xml:space="preserve"> và chế độ kế toán doanh nghiệp hiện hành; tự chủ, tự chịu trách nhiệm về tài chính theo Luật Doanh nghiệp ngày 17 tháng 6 năm 2020</w:t>
-      </w:r>
-      <w:r>
+        <w:t>b) Quản lý dòng tiền và tách bạch tài sản: Tách bạch hoàn toàn giữa dòng tiền của Trường (ĐVSNCL) và dòng tiền của doanh nghiệp. Mọi giao dịch tài chính giữa hai bên phải được xác lập bằng hợp đồng có căn cứ pháp lý rõ ràng, phản ánh đúng giá trị giao dịch theo nguyên tắc thị trường. Dòng tiền của doanh nghiệp và Công ty hạch toán độc lập, minh bạch theo quy định kế toán doanh nghiệp.</w:t>
+      </w:r>
+    </w:p>
+    <w:p>
+      <w:pPr>
+        <w:widowControl w:val="0"/>
+        <w:spacing w:before="120" w:after="120" w:line="252" w:lineRule="auto"/>
+        <w:ind w:firstLine="720"/>
+        <w:jc w:val="both"/>
         <w:rPr>
           <w:szCs w:val="24"/>
           <w:lang w:val="nl-NL"/>
         </w:rPr>
-        <w:t xml:space="preserve"> (hợp nhất tại Văn bản hợp nhất số 67/VBHN-VPQH ngày 15 tháng 8 năm 2025)</w:t>
-      </w:r>
+      </w:pPr>
       <w:r>
         <w:rPr>
           <w:szCs w:val="24"/>
           <w:lang w:val="nl-NL"/>
         </w:rPr>
-        <w:t xml:space="preserve">; thực hiện đầy đủ nghĩa vụ thuế (thuế giá trị gia tăng, thuế thu nhập doanh nghiệp và các nghĩa vụ khác) theo pháp luật về thuế áp dụng cho doanh nghiệp.</w:t>
+        <w:t>c) Cơ chế thu phí kiểm định: Doanh nghiệp thu phí dịch vụ kiểm định an toàn kỹ thuật và bảo vệ môi trường XCG theo quy định hiện hành.</w:t>
       </w:r>
     </w:p>
     <w:p>
@@ -4273,86 +4049,41 @@
           <w:szCs w:val="24"/>
           <w:lang w:val="nl-NL"/>
         </w:rPr>
-        <w:t>b) Quản lý dòng tiền và tách bạch tài sản: Tách bạch hoàn toàn giữa dòng tiền của Trường (ĐVSNCL) và dòng tiền của doanh nghiệp. Mọi giao dịch tài chính giữa hai bên phải được xác lập bằng hợp đồng có căn cứ pháp lý rõ ràng, phản ánh đúng giá trị giao dịch theo nguyên tắc thị trường. Dòng tiền của doanh nghiệp và Công ty hạch toán độc lập, minh bạch theo quy định kế toán doanh nghiệp.</w:t>
-      </w:r>
-    </w:p>
-    <w:p>
-      <w:pPr>
-        <w:widowControl w:val="0"/>
-        <w:spacing w:before="120" w:after="120" w:line="252" w:lineRule="auto"/>
-        <w:ind w:firstLine="720"/>
-        <w:jc w:val="both"/>
-        <w:rPr>
-          <w:szCs w:val="24"/>
+        <w:t>d) Phân phối lợi nhuận sau thuế (tương ứng tỷ lệ vốn góp): Lợi nhuận sau thuế được phân phối theo đúng tỷ lệ vốn góp thực tế của các thành viên sau khi trích lập các quỹ theo quy định của pháp luật về doanh nghiệp và Điều lệ Công ty.</w:t>
+      </w:r>
+    </w:p>
+    <w:p>
+      <w:pPr>
+        <w:spacing w:before="120" w:after="120" w:line="252" w:lineRule="auto"/>
+        <w:ind w:firstLine="720"/>
+        <w:jc w:val="both"/>
+        <w:rPr>
+          <w:b/>
+          <w:bCs/>
+        </w:rPr>
+      </w:pPr>
+      <w:r>
+        <w:rPr>
+          <w:b/>
+          <w:bCs/>
+        </w:rPr>
+        <w:t>7. Nhu cầu kinh phí thực hiện Đề án:</w:t>
+      </w:r>
+    </w:p>
+    <w:p>
+      <w:pPr>
+        <w:spacing w:before="120" w:after="120" w:line="252" w:lineRule="auto"/>
+        <w:ind w:firstLine="720"/>
+        <w:jc w:val="both"/>
+        <w:rPr>
           <w:lang w:val="nl-NL"/>
         </w:rPr>
       </w:pPr>
       <w:r>
         <w:rPr>
-          <w:szCs w:val="24"/>
           <w:lang w:val="nl-NL"/>
         </w:rPr>
-        <w:t xml:space="preserve">c) Cơ chế thu phí kiểm định</w:t>
-      </w:r>
-      <w:r>
-        <w:rPr>
-          <w:szCs w:val="24"/>
-          <w:lang w:val="nl-NL"/>
-        </w:rPr>
-        <w:t xml:space="preserve">: Doanh nghiệp thu phí dịch vụ kiểm định an toàn kỹ thuật và bảo vệ môi trường XCG theo quy định hiện hành.</w:t>
-      </w:r>
-    </w:p>
-    <w:p>
-      <w:pPr>
-        <w:widowControl w:val="0"/>
-        <w:spacing w:before="120" w:after="120" w:line="252" w:lineRule="auto"/>
-        <w:ind w:firstLine="720"/>
-        <w:jc w:val="both"/>
-        <w:rPr>
-          <w:szCs w:val="24"/>
-          <w:lang w:val="nl-NL"/>
-        </w:rPr>
-      </w:pPr>
-      <w:r>
-        <w:rPr>
-          <w:szCs w:val="24"/>
-          <w:lang w:val="nl-NL"/>
-        </w:rPr>
-        <w:t>d) Phân phối lợi nhuận sau thuế (tương ứng tỷ lệ vốn góp): Lợi nhuận sau thuế được phân phối theo đúng tỷ lệ vốn góp thực tế của các thành viên sau khi trích lập các quỹ theo quy định của pháp luật về doanh nghiệp và Điều lệ Công ty.</w:t>
-      </w:r>
-    </w:p>
-    <w:p>
-      <w:pPr>
-        <w:spacing w:before="120" w:after="120" w:line="252" w:lineRule="auto"/>
-        <w:ind w:firstLine="720"/>
-        <w:jc w:val="both"/>
-        <w:rPr>
-          <w:b/>
-          <w:bCs/>
-        </w:rPr>
-      </w:pPr>
-      <w:r>
-        <w:rPr>
-          <w:b/>
-          <w:bCs/>
-        </w:rPr>
-        <w:t>7. Nhu cầu kinh phí thực hiện Đề án:</w:t>
-      </w:r>
-    </w:p>
-    <w:p>
-      <w:pPr>
-        <w:spacing w:before="120" w:after="120" w:line="252" w:lineRule="auto"/>
-        <w:ind w:firstLine="720"/>
-        <w:jc w:val="both"/>
-        <w:rPr>
-          <w:lang w:val="nl-NL"/>
-        </w:rPr>
-      </w:pPr>
-      <w:r>
-        <w:rPr>
-          <w:lang w:val="nl-NL"/>
-        </w:rPr>
-        <w:t xml:space="preserve">Tổng nhu cầu kinh phí thực hiện giai đoạn 1 của Đề án là 20.456,5 triệu đồng (bằng chữ: Hai mươi tỷ, bốn trăm năm mươi sáu triệu, năm trăm nghìn đồng)</w:t>
+        <w:t>Tổng nhu cầu kinh phí thực hiện giai đoạn 1 của Đề án là 20.456,5 triệu đồng (bằng chữ: Hai mươi tỷ, bốn trăm năm mươi sáu triệu, năm trăm nghìn đồng)</w:t>
       </w:r>
       <w:r>
         <w:rPr>
@@ -4586,7 +4317,7 @@
                 <w:szCs w:val="20"/>
                 <w:lang w:val="vi-VN" w:eastAsia="vi-VN"/>
               </w:rPr>
-              <w:t xml:space="preserve">20.405</w:t>
+              <w:t>20.405</w:t>
             </w:r>
           </w:p>
         </w:tc>
@@ -4675,7 +4406,7 @@
                 <w:szCs w:val="20"/>
                 <w:lang w:val="vi-VN" w:eastAsia="vi-VN"/>
               </w:rPr>
-              <w:t xml:space="preserve">11.900</w:t>
+              <w:t>11.900</w:t>
             </w:r>
           </w:p>
         </w:tc>
@@ -4728,7 +4459,7 @@
                 <w:szCs w:val="20"/>
                 <w:lang w:val="vi-VN" w:eastAsia="vi-VN"/>
               </w:rPr>
-              <w:t xml:space="preserve">Nhà xưởng kiểm định 740 m2</w:t>
+              <w:t>Nhà xưởng kiểm định 740 m2</w:t>
             </w:r>
           </w:p>
         </w:tc>
@@ -5070,7 +4801,7 @@
                 <w:szCs w:val="20"/>
                 <w:lang w:val="vi-VN" w:eastAsia="vi-VN"/>
               </w:rPr>
-              <w:t xml:space="preserve">Bãi đỗ xe bê tông 2.000 m2 (giai đoạn 1; 2.000 m2 còn lại đầu tư cùng dây chuyền thứ hai)</w:t>
+              <w:t>Bãi đỗ xe bê tông 2.000 m2 (giai đoạn 1; 2.000 m2 còn lại đầu tư cùng dây chuyền thứ hai)</w:t>
             </w:r>
           </w:p>
         </w:tc>
@@ -5094,7 +4825,7 @@
                 <w:szCs w:val="20"/>
                 <w:lang w:val="vi-VN" w:eastAsia="vi-VN"/>
               </w:rPr>
-              <w:t xml:space="preserve">2.000</w:t>
+              <w:t>2.000</w:t>
             </w:r>
           </w:p>
         </w:tc>
@@ -5236,7 +4967,7 @@
                 <w:szCs w:val="20"/>
                 <w:lang w:val="vi-VN" w:eastAsia="vi-VN"/>
               </w:rPr>
-              <w:t xml:space="preserve">Thiết bị 01 dây chuyền kiểm định tổng hợp loại I và loại II (giai đoạn 1)</w:t>
+              <w:t>Thiết bị 01 dây chuyền kiểm định tổng hợp loại I và loại II (giai đoạn 1)</w:t>
             </w:r>
           </w:p>
         </w:tc>
@@ -5260,7 +4991,7 @@
                 <w:szCs w:val="20"/>
                 <w:lang w:val="vi-VN" w:eastAsia="vi-VN"/>
               </w:rPr>
-              <w:t xml:space="preserve">2.820</w:t>
+              <w:t>2.820</w:t>
             </w:r>
           </w:p>
         </w:tc>
@@ -5444,7 +5175,7 @@
                 <w:szCs w:val="20"/>
                 <w:lang w:val="vi-VN" w:eastAsia="vi-VN"/>
               </w:rPr>
-              <w:t xml:space="preserve">2.4</w:t>
+              <w:t>2.4</w:t>
             </w:r>
           </w:p>
         </w:tc>
@@ -5467,7 +5198,7 @@
                 <w:szCs w:val="20"/>
                 <w:lang w:val="vi-VN" w:eastAsia="vi-VN"/>
               </w:rPr>
-              <w:t xml:space="preserve">Dự phòng đầu tư chuẩn hóa theo quy chuẩn kỹ thuật quốc gia mới về cơ sở đăng kiểm (thiết bị cân kiểm tra khối lượng xe; chênh lệch thiết bị kiểm tra phanh tổng hợp có chức năng kiểm tra xe dẫn động bốn bánh toàn thời gian; dụng cụ đo độ truyền sáng kính chắn gió; trang bị bảo vệ cách điện khi kiểm tra xe điện; thiết bị và camera kiểm định khí thải xe mô tô, xe gắn máy; hố móng cân; hệ thống quản lý chất lượng và chứng nhận phù hợp quy chuẩn)</w:t>
+              <w:t>Dự phòng đầu tư chuẩn hóa theo quy chuẩn kỹ thuật quốc gia mới về cơ sở đăng kiểm (thiết bị cân kiểm tra khối lượng xe; chênh lệch thiết bị kiểm tra phanh tổng hợp có chức năng kiểm tra xe dẫn động bốn bánh toàn thời gian; dụng cụ đo độ truyền sáng kính chắn gió; trang bị bảo vệ cách điện khi kiểm tra xe điện; thiết bị và camera kiểm định khí thải xe mô tô, xe gắn máy; hố móng cân; hệ thống quản lý chất lượng và chứng nhận phù hợp quy chuẩn)</w:t>
             </w:r>
           </w:p>
         </w:tc>
@@ -5491,7 +5222,7 @@
                 <w:szCs w:val="20"/>
                 <w:lang w:val="vi-VN" w:eastAsia="vi-VN"/>
               </w:rPr>
-              <w:t xml:space="preserve">2.980</w:t>
+              <w:t>2.980</w:t>
             </w:r>
           </w:p>
         </w:tc>
@@ -5588,7 +5319,7 @@
                 <w:szCs w:val="20"/>
                 <w:lang w:val="vi-VN" w:eastAsia="vi-VN"/>
               </w:rPr>
-              <w:t xml:space="preserve">1.855</w:t>
+              <w:t>1.855</w:t>
             </w:r>
           </w:p>
         </w:tc>
@@ -5677,7 +5408,7 @@
                 <w:szCs w:val="20"/>
                 <w:lang w:val="vi-VN" w:eastAsia="vi-VN"/>
               </w:rPr>
-              <w:t xml:space="preserve">51,5</w:t>
+              <w:t>51,5</w:t>
             </w:r>
           </w:p>
         </w:tc>
@@ -5730,7 +5461,7 @@
                 <w:szCs w:val="20"/>
                 <w:lang w:val="vi-VN" w:eastAsia="vi-VN"/>
               </w:rPr>
-              <w:t xml:space="preserve">ĐKV: 4 người: (10,7 triệu/người x 4 người) gồm: Học phí 5 triệu/người + tiền công tác phí, ăn ở, đi lại: 5,7 triệu/người.</w:t>
+              <w:t>ĐKV: 4 người: (10,7 triệu/người x 4 người) gồm: Học phí 5 triệu/người + tiền công tác phí, ăn ở, đi lại: 5,7 triệu/người.</w:t>
             </w:r>
           </w:p>
         </w:tc>
@@ -5754,7 +5485,7 @@
                 <w:szCs w:val="20"/>
                 <w:lang w:val="vi-VN" w:eastAsia="vi-VN"/>
               </w:rPr>
-              <w:t xml:space="preserve">42,8</w:t>
+              <w:t>42,8</w:t>
             </w:r>
           </w:p>
           <w:p>
@@ -5904,7 +5635,7 @@
                 <w:szCs w:val="20"/>
                 <w:lang w:val="vi-VN" w:eastAsia="vi-VN"/>
               </w:rPr>
-              <w:t xml:space="preserve">20.456,5</w:t>
+              <w:t>20.456,5</w:t>
             </w:r>
           </w:p>
         </w:tc>
@@ -6272,13 +6003,7 @@
               <w:rPr>
                 <w:lang w:eastAsia="vi-VN"/>
               </w:rPr>
-              <w:t xml:space="preserve">: Đề án, </w:t>
-            </w:r>
-            <w:r>
-              <w:rPr>
-                <w:lang w:eastAsia="vi-VN"/>
-              </w:rPr>
-              <w:t xml:space="preserve">chấp thuận chủ trương thành lập doanh nghiệp, xã hội hoá (trình lại qua Sở Tài chính theo Công văn số 10316/UBND-NC; xin ý kiến hướng dẫn của Bộ Tài chính, Bộ Nội vụ)</w:t>
+              <w:t>: Đề án, chấp thuận chủ trương thành lập doanh nghiệp, xã hội hoá (trình lại qua Sở Tài chính theo Công văn số 10316/UBND-NC; xin ý kiến hướng dẫn của Bộ Tài chính, Bộ Nội vụ)</w:t>
             </w:r>
           </w:p>
         </w:tc>
@@ -6338,7 +6063,7 @@
               <w:rPr>
                 <w:lang w:eastAsia="vi-VN"/>
               </w:rPr>
-              <w:t xml:space="preserve">Quý IV năm 2026 – Quý I năm 2027</w:t>
+              <w:t>Quý IV năm 2026 – Quý I năm 2027</w:t>
             </w:r>
           </w:p>
         </w:tc>
@@ -6543,7 +6268,7 @@
               <w:rPr>
                 <w:lang w:eastAsia="vi-VN"/>
               </w:rPr>
-              <w:t xml:space="preserve">Quý I năm 2027</w:t>
+              <w:t>Quý I năm 2027</w:t>
             </w:r>
           </w:p>
         </w:tc>
@@ -6652,7 +6377,6 @@
         </w:tc>
       </w:tr>
       <w:tr>
-        <w:trPr/>
         <w:tc>
           <w:tcPr>
             <w:tcW w:w="591" w:type="dxa"/>
@@ -6669,7 +6393,7 @@
               <w:rPr>
                 <w:lang w:eastAsia="vi-VN"/>
               </w:rPr>
-              <w:t xml:space="preserve">2.3</w:t>
+              <w:t>2.3</w:t>
             </w:r>
           </w:p>
         </w:tc>
@@ -6689,7 +6413,7 @@
               <w:rPr>
                 <w:lang w:eastAsia="vi-VN"/>
               </w:rPr>
-              <w:t xml:space="preserve">Báo cáo cơ quan quản lý cấp trên cho ý kiến về chủ trương phương án vay vốn, huy động vốn và hoàn trả vốn của Trường (khoản 4 Điều 24 Nghị định số 60/2021/NĐ-CP được sửa đổi tại khoản 16 Điều 1 Nghị định số 111/2025/NĐ-CP)</w:t>
+              <w:t>Báo cáo cơ quan quản lý cấp trên cho ý kiến về chủ trương phương án vay vốn, huy động vốn và hoàn trả vốn của Trường (khoản 4 Điều 24 Nghị định số 60/2021/NĐ-CP được sửa đổi tại khoản 16 Điều 1 Nghị định số 111/2025/NĐ-CP)</w:t>
             </w:r>
           </w:p>
         </w:tc>
@@ -6709,7 +6433,7 @@
               <w:rPr>
                 <w:lang w:eastAsia="vi-VN"/>
               </w:rPr>
-              <w:t xml:space="preserve">Trường Cao đẳng Kon Tum</w:t>
+              <w:t>Trường Cao đẳng Kon Tum</w:t>
             </w:r>
           </w:p>
         </w:tc>
@@ -6729,7 +6453,7 @@
               <w:rPr>
                 <w:lang w:eastAsia="vi-VN"/>
               </w:rPr>
-              <w:t xml:space="preserve">UBND tỉnh</w:t>
+              <w:t>UBND tỉnh</w:t>
             </w:r>
           </w:p>
         </w:tc>
@@ -6747,7 +6471,7 @@
               </w:rPr>
             </w:pPr>
             <w:r>
-              <w:t xml:space="preserve">Quý I năm 2027</w:t>
+              <w:t>Quý I năm 2027</w:t>
             </w:r>
           </w:p>
         </w:tc>
@@ -6887,13 +6611,7 @@
               <w:rPr>
                 <w:lang w:eastAsia="vi-VN"/>
               </w:rPr>
-              <w:t xml:space="preserve">Khảo sát, tiếp nhận văn bản bày tỏ quan tâm của nhà đầu tư tiềm năng; ban hành tiêu chí lựa chọn; Thông báo công khai lựa chọn;</w:t>
-            </w:r>
-            <w:r>
-              <w:rPr>
-                <w:lang w:eastAsia="vi-VN"/>
-              </w:rPr>
-              <w:t xml:space="preserve"> đàm phán, thống nhất tỷ lệ góp vốn; thống nhất Điều lệ Công ty; thống nhất phương án quản trị.</w:t>
+              <w:t>Khảo sát, tiếp nhận văn bản bày tỏ quan tâm của nhà đầu tư tiềm năng; ban hành tiêu chí lựa chọn; Thông báo công khai lựa chọn; đàm phán, thống nhất tỷ lệ góp vốn; thống nhất Điều lệ Công ty; thống nhất phương án quản trị.</w:t>
             </w:r>
           </w:p>
         </w:tc>
@@ -6953,7 +6671,7 @@
               <w:rPr>
                 <w:lang w:eastAsia="vi-VN"/>
               </w:rPr>
-              <w:t xml:space="preserve">Quý II năm 2027</w:t>
+              <w:t>Quý II năm 2027</w:t>
             </w:r>
           </w:p>
         </w:tc>
@@ -7135,7 +6853,7 @@
               <w:rPr>
                 <w:lang w:eastAsia="vi-VN"/>
               </w:rPr>
-              <w:t xml:space="preserve">- Các thành viên cử người đại diện theo ủy quyền tham gia Hội đồng thành viên;</w:t>
+              <w:t>- Các thành viên cử người đại diện theo ủy quyền tham gia Hội đồng thành viên;</w:t>
             </w:r>
           </w:p>
           <w:p>
@@ -7149,7 +6867,7 @@
               <w:rPr>
                 <w:lang w:eastAsia="vi-VN"/>
               </w:rPr>
-              <w:t xml:space="preserve">- Hội đồng thành viên bầu Chủ tịch Hội đồng thành viên; bổ nhiệm Giám đốc, Phó Giám đốc, Kiểm soát viên theo Điều lệ Công ty.</w:t>
+              <w:t>- Hội đồng thành viên bầu Chủ tịch Hội đồng thành viên; bổ nhiệm Giám đốc, Phó Giám đốc, Kiểm soát viên theo Điều lệ Công ty.</w:t>
             </w:r>
           </w:p>
         </w:tc>
@@ -7204,7 +6922,7 @@
               <w:rPr>
                 <w:lang w:eastAsia="vi-VN"/>
               </w:rPr>
-              <w:t xml:space="preserve">Quý II năm 2027</w:t>
+              <w:t>Quý II năm 2027</w:t>
             </w:r>
           </w:p>
         </w:tc>
@@ -7323,7 +7041,7 @@
               <w:rPr>
                 <w:lang w:eastAsia="vi-VN"/>
               </w:rPr>
-              <w:t xml:space="preserve">4.3</w:t>
+              <w:t>4.3</w:t>
             </w:r>
           </w:p>
         </w:tc>
@@ -7552,7 +7270,7 @@
               <w:rPr>
                 <w:szCs w:val="24"/>
               </w:rPr>
-              <w:t xml:space="preserve">- Các thành viên góp đủ vốn bằng tiền trong thời hạn 90 ngày kể từ ngày được cấp Giấy chứng nhận đăng ký doanh nghiệp (Điều 47 Luật Doanh nghiệp);</w:t>
+              <w:t>- Các thành viên góp đủ vốn bằng tiền trong thời hạn 90 ngày kể từ ngày được cấp Giấy chứng nhận đăng ký doanh nghiệp (Điều 47 Luật Doanh nghiệp);</w:t>
             </w:r>
           </w:p>
           <w:p>
@@ -7566,7 +7284,7 @@
               <w:rPr>
                 <w:szCs w:val="24"/>
               </w:rPr>
-              <w:t xml:space="preserve">- Bàn giao mặt bằng theo Đề án sử dụng tài sản công được phê duyệt;</w:t>
+              <w:t>- Bàn giao mặt bằng theo Đề án sử dụng tài sản công được phê duyệt;</w:t>
             </w:r>
           </w:p>
           <w:p>
@@ -7648,7 +7366,7 @@
               <w:rPr>
                 <w:lang w:eastAsia="vi-VN"/>
               </w:rPr>
-              <w:t xml:space="preserve">Quý III năm 2027</w:t>
+              <w:t>Quý III năm 2027</w:t>
             </w:r>
           </w:p>
         </w:tc>
@@ -7788,13 +7506,7 @@
               <w:rPr>
                 <w:szCs w:val="24"/>
               </w:rPr>
-              <w:t xml:space="preserve">Lập Dự án đầu tư, Ban quản lý dự án đầu tư, </w:t>
-            </w:r>
-            <w:r>
-              <w:rPr>
-                <w:szCs w:val="24"/>
-              </w:rPr>
-              <w:t xml:space="preserve">xin cấp phép xây dựng (nếu có); lập hồ sơ thủ tục môi trường; xác định việc điều chỉnh quy hoạch cục bộ (nếu có)</w:t>
+              <w:t>Lập Dự án đầu tư, Ban quản lý dự án đầu tư, xin cấp phép xây dựng (nếu có); lập hồ sơ thủ tục môi trường; xác định việc điều chỉnh quy hoạch cục bộ (nếu có)</w:t>
             </w:r>
           </w:p>
         </w:tc>
@@ -7855,7 +7567,7 @@
               <w:rPr>
                 <w:lang w:eastAsia="vi-VN"/>
               </w:rPr>
-              <w:t xml:space="preserve">Quý III năm 2027</w:t>
+              <w:t>Quý III năm 2027</w:t>
             </w:r>
           </w:p>
         </w:tc>
@@ -7897,7 +7609,7 @@
               <w:rPr>
                 <w:szCs w:val="24"/>
               </w:rPr>
-              <w:t xml:space="preserve">Lựa chọn nhà thầu theo pháp luật về đấu thầu; đầu tư nhà xưởng cho 02 dây chuyền, hạ tầng giai đoạn 1 (bãi đỗ xe 2.000 m2); lắp đặt 01 dây chuyền kiểm định tổng hợp (giai đoạn 1) theo quy chuẩn kỹ thuật quốc gia có hiệu lực tại thời điểm đầu tư.</w:t>
+              <w:t>Lựa chọn nhà thầu theo pháp luật về đấu thầu; đầu tư nhà xưởng cho 02 dây chuyền, hạ tầng giai đoạn 1 (bãi đỗ xe 2.000 m2); lắp đặt 01 dây chuyền kiểm định tổng hợp (giai đoạn 1) theo quy chuẩn kỹ thuật quốc gia có hiệu lực tại thời điểm đầu tư.</w:t>
             </w:r>
           </w:p>
         </w:tc>
@@ -8090,19 +7802,7 @@
               <w:rPr>
                 <w:lang w:eastAsia="vi-VN"/>
               </w:rPr>
-              <w:t xml:space="preserve">Công ty chuẩn bị hồ sơ theo quy định chuyên ngành, bao gồm: Cơ sở vật chất; dây chuyền kiểm định; thiết bị; đăng kiểm viên; </w:t>
-            </w:r>
-            <w:r>
-              <w:rPr>
-                <w:lang w:eastAsia="vi-VN"/>
-              </w:rPr>
-              <w:t xml:space="preserve">hệ thống quản lý chất lượng theo nguyên tắc TCVN ISO/IEC 17020:2012; kết quả đánh giá sự phù hợp quy chuẩn;</w:t>
-            </w:r>
-            <w:r>
-              <w:rPr>
-                <w:lang w:eastAsia="vi-VN"/>
-              </w:rPr>
-              <w:t xml:space="preserve"> các điều kiện khác theo quy định hiện hành.</w:t>
+              <w:t>Công ty chuẩn bị hồ sơ theo quy định chuyên ngành, bao gồm: Cơ sở vật chất; dây chuyền kiểm định; thiết bị; đăng kiểm viên; hệ thống quản lý chất lượng theo nguyên tắc TCVN ISO/IEC 17020:2012; kết quả đánh giá sự phù hợp quy chuẩn; các điều kiện khác theo quy định hiện hành.</w:t>
             </w:r>
           </w:p>
         </w:tc>
@@ -8142,7 +7842,7 @@
               <w:rPr>
                 <w:lang w:eastAsia="vi-VN"/>
               </w:rPr>
-              <w:t xml:space="preserve">Sở Xây dựng</w:t>
+              <w:t>Sở Xây dựng</w:t>
             </w:r>
           </w:p>
         </w:tc>
@@ -8162,13 +7862,12 @@
               <w:rPr>
                 <w:lang w:eastAsia="vi-VN"/>
               </w:rPr>
-              <w:t xml:space="preserve">Quý II năm 2028</w:t>
+              <w:t>Quý II năm 2028</w:t>
             </w:r>
           </w:p>
         </w:tc>
       </w:tr>
       <w:tr>
-        <w:trPr/>
         <w:tc>
           <w:tcPr>
             <w:tcW w:w="591" w:type="dxa"/>
@@ -8185,7 +7884,7 @@
               <w:rPr>
                 <w:lang w:eastAsia="vi-VN"/>
               </w:rPr>
-              <w:t xml:space="preserve">7.2</w:t>
+              <w:t>7.2</w:t>
             </w:r>
           </w:p>
         </w:tc>
@@ -8205,7 +7904,7 @@
               <w:rPr>
                 <w:lang w:eastAsia="vi-VN"/>
               </w:rPr>
-              <w:t xml:space="preserve">Đề nghị Cục Đăng kiểm Việt Nam cấp quyền khai thác thử nghiệm phần mềm; thông báo Sở Xây dựng, Cục Đăng kiểm Việt Nam; vận hành thử toàn bộ hệ thống kiểm định tối thiểu 01 tháng trước khi đề nghị cấp giấy chứng nhận (khoản 3 Điều 23 Nghị định số 89/2026/NĐ-CP; Điều 16a Thông tư số 46/2024/TT-BGTVT được bổ sung bởi Thông tư số 45/2026/TT-BXD)</w:t>
+              <w:t>Đề nghị Cục Đăng kiểm Việt Nam cấp quyền khai thác thử nghiệm phần mềm; thông báo Sở Xây dựng, Cục Đăng kiểm Việt Nam; vận hành thử toàn bộ hệ thống kiểm định tối thiểu 01 tháng trước khi đề nghị cấp giấy chứng nhận (khoản 3 Điều 23 Nghị định số 89/2026/NĐ-CP; Điều 16a Thông tư số 46/2024/TT-BGTVT được bổ sung bởi Thông tư số 45/2026/TT-BXD)</w:t>
             </w:r>
           </w:p>
         </w:tc>
@@ -8225,7 +7924,7 @@
               <w:rPr>
                 <w:lang w:eastAsia="vi-VN"/>
               </w:rPr>
-              <w:t xml:space="preserve">Công ty</w:t>
+              <w:t>Công ty</w:t>
             </w:r>
           </w:p>
         </w:tc>
@@ -8245,7 +7944,7 @@
               <w:rPr>
                 <w:lang w:eastAsia="vi-VN"/>
               </w:rPr>
-              <w:t xml:space="preserve">Sở Xây dựng; Cục Đăng kiểm Việt Nam</w:t>
+              <w:t>Sở Xây dựng; Cục Đăng kiểm Việt Nam</w:t>
             </w:r>
           </w:p>
         </w:tc>
@@ -8265,7 +7964,7 @@
               <w:rPr>
                 <w:lang w:eastAsia="vi-VN"/>
               </w:rPr>
-              <w:t xml:space="preserve">Quý II năm 2028</w:t>
+              <w:t>Quý II năm 2028</w:t>
             </w:r>
           </w:p>
         </w:tc>
@@ -8473,7 +8172,7 @@
               <w:rPr>
                 <w:lang w:eastAsia="vi-VN"/>
               </w:rPr>
-              <w:t xml:space="preserve">Quý III năm 2028</w:t>
+              <w:t>Quý III năm 2028</w:t>
             </w:r>
           </w:p>
         </w:tc>
@@ -8581,13 +8280,12 @@
               <w:rPr>
                 <w:lang w:eastAsia="vi-VN"/>
               </w:rPr>
-              <w:t xml:space="preserve">Từ Quý III năm 2028</w:t>
+              <w:t>Từ Quý III năm 2028</w:t>
             </w:r>
           </w:p>
         </w:tc>
       </w:tr>
       <w:tr>
-        <w:trPr/>
         <w:tc>
           <w:tcPr>
             <w:tcW w:w="591" w:type="dxa"/>
@@ -8608,7 +8306,7 @@
                 <w:bCs/>
                 <w:lang w:eastAsia="vi-VN"/>
               </w:rPr>
-              <w:t xml:space="preserve">10</w:t>
+              <w:t>10</w:t>
             </w:r>
           </w:p>
         </w:tc>
@@ -8632,23 +8330,7 @@
                 <w:bCs/>
                 <w:lang w:eastAsia="vi-VN"/>
               </w:rPr>
-              <w:t xml:space="preserve">Giai đoạn 10. Đầu tư dây chuyền kiểm định thứ hai khi lưu lượng thực tế của dây chuyền giai đoạn 1 </w:t>
-            </w:r>
-            <w:r>
-              <w:rPr>
-                <w:b/>
-                <w:bCs/>
-                <w:lang w:eastAsia="vi-VN"/>
-              </w:rPr>
-              <w:t xml:space="preserve">đạt từ 90% công suất thiết kế (khoảng 13.480 lượt/năm trên công suất thiết kế 14.976 lượt/năm)</w:t>
-            </w:r>
-            <w:r>
-              <w:rPr>
-                <w:b/>
-                <w:bCs/>
-                <w:lang w:eastAsia="vi-VN"/>
-              </w:rPr>
-              <w:t xml:space="preserve"> trong 2 năm liên tiếp</w:t>
+              <w:t>Giai đoạn 10. Đầu tư dây chuyền kiểm định thứ hai khi lưu lượng thực tế của dây chuyền giai đoạn 1 đạt từ 90% công suất thiết kế (khoảng 13.480 lượt/năm trên công suất thiết kế 14.976 lượt/năm) trong 2 năm liên tiếp</w:t>
             </w:r>
           </w:p>
         </w:tc>
@@ -8668,7 +8350,7 @@
               <w:rPr>
                 <w:lang w:eastAsia="vi-VN"/>
               </w:rPr>
-              <w:t xml:space="preserve">Công ty</w:t>
+              <w:t>Công ty</w:t>
             </w:r>
           </w:p>
         </w:tc>
@@ -8687,7 +8369,7 @@
               </w:rPr>
             </w:pPr>
             <w:r>
-              <w:t xml:space="preserve">Hội đồng thành viên Công ty</w:t>
+              <w:t>Hội đồng thành viên Công ty</w:t>
             </w:r>
           </w:p>
         </w:tc>
@@ -8709,7 +8391,7 @@
               <w:rPr>
                 <w:lang w:eastAsia="vi-VN"/>
               </w:rPr>
-              <w:t xml:space="preserve">Theo nhu cầu thực tế</w:t>
+              <w:t>Theo nhu cầu thực tế</w:t>
             </w:r>
           </w:p>
         </w:tc>
@@ -8999,7 +8681,7 @@
         </w:rPr>
       </w:pPr>
       <w:r>
-        <w:t xml:space="preserve">3. Về cơ chế quản lý phần vốn của Trường tại Công ty và việc sử dụng vốn vay để góp vốn: Theo ý kiến của Sở Tư pháp (Công văn số 2533/STP-XD&amp;TCTHPL ngày 09 tháng 9 năm 2026) và Sở Tài chính (Công văn số 8766/STC-HCSN ngày 24 tháng 9 năm 2026), pháp luật hiện hành chưa có hướng dẫn chi tiết về trình tự, thẩm quyền đơn vị sự nghiệp công lập góp vốn bằng tiền thành lập pháp nhân mới, chủ thể quản lý phần vốn góp và việc sử dụng vốn vay để góp vốn. Nhà trường kính đề nghị Ủy ban nhân dân tỉnh xin ý kiến hướng dẫn của Bộ Tài chính, Bộ Nội vụ (dự thảo văn bản kèm theo) làm cơ sở xem xét, phê duyệt Đề án.</w:t>
+        <w:t>3. Về cơ chế quản lý phần vốn của Trường tại Công ty và việc sử dụng vốn vay để góp vốn: Theo ý kiến của Sở Tư pháp (Công văn số 2533/STP-XD&amp;TCTHPL ngày 09 tháng 9 năm 2026) và Sở Tài chính (Công văn số 8766/STC-HCSN ngày 24 tháng 9 năm 2026), pháp luật hiện hành chưa có hướng dẫn chi tiết về trình tự, thẩm quyền đơn vị sự nghiệp công lập góp vốn bằng tiền thành lập pháp nhân mới, chủ thể quản lý phần vốn góp và việc sử dụng vốn vay để góp vốn. Nhà trường kính đề nghị Ủy ban nhân dân tỉnh xin ý kiến hướng dẫn của Bộ Tài chính, Bộ Nội vụ (dự thảo văn bản kèm theo) làm cơ sở xem xét, phê duyệt Đề án.</w:t>
       </w:r>
     </w:p>
     <w:p>
@@ -9191,7 +8873,7 @@
           <w:szCs w:val="24"/>
           <w:lang w:val="nl-BE"/>
         </w:rPr>
-        <w:t xml:space="preserve">c) Tham mưu Ủy ban nhân dân tỉnh xin ý kiến hướng dẫn của Bộ Tài chính về cơ chế góp vốn, quản lý phần vốn của Trường tại Công ty và việc sử dụng vốn vay để góp vốn.</w:t>
+        <w:t>c) Tham mưu Ủy ban nhân dân tỉnh xin ý kiến hướng dẫn của Bộ Tài chính về cơ chế góp vốn, quản lý phần vốn của Trường tại Công ty và việc sử dụng vốn vay để góp vốn.</w:t>
       </w:r>
     </w:p>
     <w:p>
@@ -9318,21 +9000,7 @@
           <w:szCs w:val="24"/>
           <w:lang w:val="nl-BE"/>
         </w:rPr>
-        <w:t xml:space="preserve">Hướng dẫn, phối hợp với nhà trường </w:t>
-      </w:r>
-      <w:r>
-        <w:rPr>
-          <w:szCs w:val="24"/>
-          <w:lang w:val="nl-BE"/>
-        </w:rPr>
-        <w:t xml:space="preserve">trong việc cử người đại diện phần vốn, kiểm soát viên (nếu thuộc thẩm quyền) và các chức danh khác</w:t>
-      </w:r>
-      <w:r>
-        <w:rPr>
-          <w:szCs w:val="24"/>
-          <w:lang w:val="nl-BE"/>
-        </w:rPr>
-        <w:t xml:space="preserve"> theo quy định của pháp luật và theo phân cấp quản lý cán bộ.</w:t>
+        <w:t>Hướng dẫn, phối hợp với nhà trường trong việc cử người đại diện phần vốn, kiểm soát viên (nếu thuộc thẩm quyền) và các chức danh khác theo quy định của pháp luật và theo phân cấp quản lý cán bộ.</w:t>
       </w:r>
     </w:p>
     <w:p>
@@ -9365,7 +9033,7 @@
         <w:t xml:space="preserve">1. </w:t>
       </w:r>
       <w:r>
-        <w:t xml:space="preserve">Đề án số      /ĐA-CĐKT ngày      tháng      năm 2026 (lần 6) của Trường</w:t>
+        <w:t>Đề án số      /ĐA-CĐKT ngày      tháng      năm 2026 (lần 6) của Trường</w:t>
       </w:r>
       <w:r>
         <w:t xml:space="preserve"> thành lập Trung tâm Đăng kiểm xe cơ giới trực thuộc Trường Cao đẳng Kon Tum.</w:t>
@@ -9379,7 +9047,7 @@
         <w:jc w:val="both"/>
       </w:pPr>
       <w:r>
-        <w:t xml:space="preserve">2. Dự thảo Quyết định của UBND tỉnh Quảng Ngãi phê duyệt Đề án thành lập Trung tâm Đăng kiểm xe cơ giới trực thuộc Trường Cao đẳng Kon Tum (hoàn thiện sau khi có ý kiến hướng dẫn của Bộ Tài chính, Bộ Nội vụ).</w:t>
+        <w:t>2. Dự thảo Quyết định của UBND tỉnh Quảng Ngãi phê duyệt Đề án thành lập Trung tâm Đăng kiểm xe cơ giới trực thuộc Trường Cao đẳng Kon Tum (hoàn thiện sau khi có ý kiến hướng dẫn của Bộ Tài chính, Bộ Nội vụ).</w:t>
       </w:r>
     </w:p>
     <w:p>
@@ -9442,18 +9110,18 @@
         <w:jc w:val="both"/>
       </w:pPr>
       <w:r>
-        <w:t xml:space="preserve">4. Báo cáo số      /BC-CĐKT ngày      tháng      năm 2026 của Trường Cao đẳng Kon Tum tiếp thu, giải trình ý kiến của các sở, ngành về Đề án theo Công văn số 10316/UBND-NC ngày 05 tháng 10 năm 2026 của Ủy ban nhân dân tỉnh.</w:t>
-      </w:r>
-    </w:p>
-    <w:p>
-      <w:pPr>
-        <w:widowControl w:val="0"/>
-        <w:spacing w:before="120" w:after="120" w:line="252" w:lineRule="auto"/>
-        <w:ind w:firstLine="720"/>
-        <w:jc w:val="both"/>
-      </w:pPr>
-      <w:r>
-        <w:t xml:space="preserve">5. Dự thảo Công văn của Ủy ban nhân dân tỉnh xin ý kiến hướng dẫn của Bộ Tài chính, Bộ Nội vụ.</w:t>
+        <w:t>4. Báo cáo số      /BC-CĐKT ngày      tháng      năm 2026 của Trường Cao đẳng Kon Tum tiếp thu, giải trình ý kiến của các sở, ngành về Đề án theo Công văn số 10316/UBND-NC ngày 05 tháng 10 năm 2026 của Ủy ban nhân dân tỉnh.</w:t>
+      </w:r>
+    </w:p>
+    <w:p>
+      <w:pPr>
+        <w:widowControl w:val="0"/>
+        <w:spacing w:before="120" w:after="120" w:line="252" w:lineRule="auto"/>
+        <w:ind w:firstLine="720"/>
+        <w:jc w:val="both"/>
+      </w:pPr>
+      <w:r>
+        <w:t>5. Dự thảo Công văn của Ủy ban nhân dân tỉnh xin ý kiến hướng dẫn của Bộ Tài chính, Bộ Nội vụ.</w:t>
       </w:r>
     </w:p>
     <w:p>
@@ -9500,21 +9168,7 @@
           <w:shd w:val="clear" w:color="auto" w:fill="FFFFFF"/>
           <w:lang w:val="vi-VN" w:eastAsia="vi-VN"/>
         </w:rPr>
-        <w:t xml:space="preserve">nhà trường kính đề nghị Ủy ban nhân dân tỉnh Quảng Ngãi xem xét, có văn bản xin ý kiến hướng dẫn của Bộ Tài chính, Bộ Nội vụ </w:t>
-      </w:r>
-      <w:r>
-        <w:rPr>
-          <w:shd w:val="clear" w:color="auto" w:fill="FFFFFF"/>
-          <w:lang w:val="vi-VN" w:eastAsia="vi-VN"/>
-        </w:rPr>
-        <w:t xml:space="preserve">và phê duyệt Đề án sau khi có ý kiến hướng dẫn. Việc phê duyệt Đề án là phê duyệt mục tiêu, mô hình, quy mô và phương án thực hiện; không thay thế các quyết định về góp vốn, sử dụng tài sản công, vay vốn của cấp có thẩm quyền theo quy định.</w:t>
-      </w:r>
-      <w:r>
-        <w:rPr>
-          <w:shd w:val="clear" w:color="auto" w:fill="FFFFFF"/>
-          <w:lang w:val="vi-VN" w:eastAsia="vi-VN"/>
-        </w:rPr>
-        <w:t xml:space="preserve"> Việc góp vốn, đăng ký thành lập Công ty và sử dụng tài sản công cho Công ty chỉ được thực hiện sau khi có ý kiến hướng dẫn của Bộ Tài chính, Bộ Nội vụ và cấp có thẩm quyền chấp thuận phương án nguồn vốn góp của Trường; không sử dụng kinh phí ngân sách nhà nước cấp chi thường xuyên để góp vốn./.</w:t>
+        <w:t>nhà trường kính đề nghị Ủy ban nhân dân tỉnh Quảng Ngãi xem xét, có văn bản xin ý kiến hướng dẫn của Bộ Tài chính, Bộ Nội vụ và phê duyệt Đề án sau khi có ý kiến hướng dẫn. Việc phê duyệt Đề án là phê duyệt mục tiêu, mô hình, quy mô và phương án thực hiện; không thay thế các quyết định về góp vốn, sử dụng tài sản công, vay vốn của cấp có thẩm quyền theo quy định. Việc góp vốn, đăng ký thành lập Công ty và sử dụng tài sản công cho Công ty chỉ được thực hiện sau khi có ý kiến hướng dẫn của Bộ Tài chính, Bộ Nội vụ và cấp có thẩm quyền chấp thuận phương án nguồn vốn góp của Trường; không sử dụng kinh phí ngân sách nhà nước cấp chi thường xuyên để góp vốn./.</w:t>
       </w:r>
     </w:p>
     <w:p>
